--- a/art/peggame.docx
+++ b/art/peggame.docx
@@ -1,6 +1,6 @@
 
 <file path=word/document.xml><?xml version="1.0" encoding="utf-8"?>
-<w:document xmlns:wpc="http://schemas.microsoft.com/office/word/2010/wordprocessingCanvas" xmlns:cx="http://schemas.microsoft.com/office/drawing/2014/chartex" xmlns:cx1="http://schemas.microsoft.com/office/drawing/2015/9/8/chartex" xmlns:cx2="http://schemas.microsoft.com/office/drawing/2015/10/21/chartex" xmlns:cx3="http://schemas.microsoft.com/office/drawing/2016/5/9/chartex" xmlns:cx4="http://schemas.microsoft.com/office/drawing/2016/5/10/chartex" xmlns:cx5="http://schemas.microsoft.com/office/drawing/2016/5/11/chartex" xmlns:cx6="http://schemas.microsoft.com/office/drawing/2016/5/12/chartex" xmlns:cx7="http://schemas.microsoft.com/office/drawing/2016/5/13/chartex" xmlns:cx8="http://schemas.microsoft.com/office/drawing/2016/5/14/chartex" xmlns:mc="http://schemas.openxmlformats.org/markup-compatibility/2006" xmlns:aink="http://schemas.microsoft.com/office/drawing/2016/ink" xmlns:am3d="http://schemas.microsoft.com/office/drawing/2017/model3d" xmlns:o="urn:schemas-microsoft-com:office:office" xmlns:oel="http://schemas.microsoft.com/office/2019/extlst" xmlns:r="http://schemas.openxmlformats.org/officeDocument/2006/relationships" xmlns:m="http://schemas.openxmlformats.org/officeDocument/2006/math" xmlns:v="urn:schemas-microsoft-com:vml" xmlns:wp14="http://schemas.microsoft.com/office/word/2010/wordprocessingDrawing" xmlns:wp="http://schemas.openxmlformats.org/drawingml/2006/wordprocessingDrawing" xmlns:w10="urn:schemas-microsoft-com:office:word" xmlns:w="http://schemas.openxmlformats.org/wordprocessingml/2006/main" xmlns:w14="http://schemas.microsoft.com/office/word/2010/wordml" xmlns:w15="http://schemas.microsoft.com/office/word/2012/wordml" xmlns:w16cex="http://schemas.microsoft.com/office/word/2018/wordml/cex" xmlns:w16cid="http://schemas.microsoft.com/office/word/2016/wordml/cid" xmlns:w16="http://schemas.microsoft.com/office/word/2018/wordml" xmlns:w16du="http://schemas.microsoft.com/office/word/2023/wordml/word16du" xmlns:w16sdtdh="http://schemas.microsoft.com/office/word/2020/wordml/sdtdatahash" xmlns:w16se="http://schemas.microsoft.com/office/word/2015/wordml/symex" xmlns:wpg="http://schemas.microsoft.com/office/word/2010/wordprocessingGroup" xmlns:wpi="http://schemas.microsoft.com/office/word/2010/wordprocessingInk" xmlns:wne="http://schemas.microsoft.com/office/word/2006/wordml" xmlns:wps="http://schemas.microsoft.com/office/word/2010/wordprocessingShape" mc:Ignorable="w14 w15 w16se w16cid w16 w16cex w16sdtdh w16du wp14">
+<w:document xmlns:wpc="http://schemas.microsoft.com/office/word/2010/wordprocessingCanvas" xmlns:cx="http://schemas.microsoft.com/office/drawing/2014/chartex" xmlns:cx1="http://schemas.microsoft.com/office/drawing/2015/9/8/chartex" xmlns:cx2="http://schemas.microsoft.com/office/drawing/2015/10/21/chartex" xmlns:cx3="http://schemas.microsoft.com/office/drawing/2016/5/9/chartex" xmlns:cx4="http://schemas.microsoft.com/office/drawing/2016/5/10/chartex" xmlns:cx5="http://schemas.microsoft.com/office/drawing/2016/5/11/chartex" xmlns:cx6="http://schemas.microsoft.com/office/drawing/2016/5/12/chartex" xmlns:cx7="http://schemas.microsoft.com/office/drawing/2016/5/13/chartex" xmlns:cx8="http://schemas.microsoft.com/office/drawing/2016/5/14/chartex" xmlns:mc="http://schemas.openxmlformats.org/markup-compatibility/2006" xmlns:aink="http://schemas.microsoft.com/office/drawing/2016/ink" xmlns:am3d="http://schemas.microsoft.com/office/drawing/2017/model3d" xmlns:o="urn:schemas-microsoft-com:office:office" xmlns:oel="http://schemas.microsoft.com/office/2019/extlst" xmlns:r="http://schemas.openxmlformats.org/officeDocument/2006/relationships" xmlns:m="http://schemas.openxmlformats.org/officeDocument/2006/math" xmlns:v="urn:schemas-microsoft-com:vml" xmlns:wp14="http://schemas.microsoft.com/office/word/2010/wordprocessingDrawing" xmlns:wp="http://schemas.openxmlformats.org/drawingml/2006/wordprocessingDrawing" xmlns:w10="urn:schemas-microsoft-com:office:word" xmlns:w="http://schemas.openxmlformats.org/wordprocessingml/2006/main" xmlns:w14="http://schemas.microsoft.com/office/word/2010/wordml" xmlns:w15="http://schemas.microsoft.com/office/word/2012/wordml" xmlns:w16cex="http://schemas.microsoft.com/office/word/2018/wordml/cex" xmlns:w16cid="http://schemas.microsoft.com/office/word/2016/wordml/cid" xmlns:w16="http://schemas.microsoft.com/office/word/2018/wordml" xmlns:w16du="http://schemas.microsoft.com/office/word/2023/wordml/word16du" xmlns:w16sdtdh="http://schemas.microsoft.com/office/word/2020/wordml/sdtdatahash" xmlns:w16sdtfl="http://schemas.microsoft.com/office/word/2024/wordml/sdtformatlock" xmlns:w16se="http://schemas.microsoft.com/office/word/2015/wordml/symex" xmlns:wpg="http://schemas.microsoft.com/office/word/2010/wordprocessingGroup" xmlns:wpi="http://schemas.microsoft.com/office/word/2010/wordprocessingInk" xmlns:wne="http://schemas.microsoft.com/office/word/2006/wordml" xmlns:wps="http://schemas.microsoft.com/office/word/2010/wordprocessingShape" mc:Ignorable="w14 w15 w16se w16cid w16 w16cex w16sdtdh w16sdtfl w16du wp14">
   <w:body>
     <w:p>
       <w:r>
@@ -2254,7 +2254,7 @@
           </mc:Choice>
           <mc:Fallback>
             <w:pict>
-              <v:group w14:anchorId="7C68F2E8" id="Canvas 3" o:spid="_x0000_s1026" editas="canvas" style="width:410.35pt;height:421.2pt;mso-position-horizontal-relative:char;mso-position-vertical-relative:line" coordsize="52114,53492" o:gfxdata="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">
+              <v:group w14:anchorId="34EF2FEC" id="Canvas 3" o:spid="_x0000_s1026" editas="canvas" style="width:410.35pt;height:421.2pt;mso-position-horizontal-relative:char;mso-position-vertical-relative:line" coordsize="52114,53492" o:gfxdata="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">
                 <v:shapetype id="_x0000_t75" coordsize="21600,21600" o:spt="75" o:preferrelative="t" path="m@4@5l@4@11@9@11@9@5xe" filled="f" stroked="f">
                   <v:stroke joinstyle="miter"/>
                   <v:formulas>
@@ -2495,6 +2495,2719 @@
         </mc:AlternateContent>
       </w:r>
     </w:p>
+    <w:p>
+      <w:r>
+        <w:rPr>
+          <w:noProof/>
+        </w:rPr>
+        <w:lastRenderedPageBreak/>
+        <mc:AlternateContent>
+          <mc:Choice Requires="wps">
+            <w:drawing>
+              <wp:anchor distT="0" distB="0" distL="114300" distR="114300" simplePos="0" relativeHeight="251659264" behindDoc="0" locked="0" layoutInCell="1" allowOverlap="1" wp14:anchorId="6EFE6D59" wp14:editId="26C489B1">
+                <wp:simplePos x="0" y="0"/>
+                <wp:positionH relativeFrom="column">
+                  <wp:posOffset>3858904</wp:posOffset>
+                </wp:positionH>
+                <wp:positionV relativeFrom="paragraph">
+                  <wp:posOffset>838200</wp:posOffset>
+                </wp:positionV>
+                <wp:extent cx="1493520" cy="0"/>
+                <wp:effectExtent l="0" t="114300" r="0" b="133350"/>
+                <wp:wrapNone/>
+                <wp:docPr id="1393728895" name="Straight Connector 1"/>
+                <wp:cNvGraphicFramePr/>
+                <a:graphic xmlns:a="http://schemas.openxmlformats.org/drawingml/2006/main">
+                  <a:graphicData uri="http://schemas.microsoft.com/office/word/2010/wordprocessingShape">
+                    <wps:wsp>
+                      <wps:cNvCnPr/>
+                      <wps:spPr>
+                        <a:xfrm>
+                          <a:off x="0" y="0"/>
+                          <a:ext cx="1493520" cy="0"/>
+                        </a:xfrm>
+                        <a:prstGeom prst="line">
+                          <a:avLst/>
+                        </a:prstGeom>
+                        <a:ln w="50800">
+                          <a:solidFill>
+                            <a:srgbClr val="EE0000"/>
+                          </a:solidFill>
+                          <a:headEnd type="triangle"/>
+                        </a:ln>
+                      </wps:spPr>
+                      <wps:style>
+                        <a:lnRef idx="1">
+                          <a:schemeClr val="accent1"/>
+                        </a:lnRef>
+                        <a:fillRef idx="0">
+                          <a:schemeClr val="accent1"/>
+                        </a:fillRef>
+                        <a:effectRef idx="0">
+                          <a:schemeClr val="accent1"/>
+                        </a:effectRef>
+                        <a:fontRef idx="minor">
+                          <a:schemeClr val="tx1"/>
+                        </a:fontRef>
+                      </wps:style>
+                      <wps:bodyPr/>
+                    </wps:wsp>
+                  </a:graphicData>
+                </a:graphic>
+                <wp14:sizeRelH relativeFrom="margin">
+                  <wp14:pctWidth>0</wp14:pctWidth>
+                </wp14:sizeRelH>
+                <wp14:sizeRelV relativeFrom="margin">
+                  <wp14:pctHeight>0</wp14:pctHeight>
+                </wp14:sizeRelV>
+              </wp:anchor>
+            </w:drawing>
+          </mc:Choice>
+          <mc:Fallback>
+            <w:pict>
+              <v:line w14:anchorId="118B2537" id="Straight Connector 1" o:spid="_x0000_s1026" style="position:absolute;z-index:251659264;visibility:visible;mso-wrap-style:square;mso-width-percent:0;mso-height-percent:0;mso-wrap-distance-left:9pt;mso-wrap-distance-top:0;mso-wrap-distance-right:9pt;mso-wrap-distance-bottom:0;mso-position-horizontal:absolute;mso-position-horizontal-relative:text;mso-position-vertical:absolute;mso-position-vertical-relative:text;mso-width-percent:0;mso-height-percent:0;mso-width-relative:margin;mso-height-relative:margin" from="303.85pt,66pt" to="421.45pt,66pt" o:gfxdata="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" strokecolor="#e00" strokeweight="4pt">
+                <v:stroke startarrow="block" joinstyle="miter"/>
+              </v:line>
+            </w:pict>
+          </mc:Fallback>
+        </mc:AlternateContent>
+      </w:r>
+      <w:r>
+        <w:rPr>
+          <w:noProof/>
+        </w:rPr>
+        <mc:AlternateContent>
+          <mc:Choice Requires="wpc">
+            <w:drawing>
+              <wp:inline distT="0" distB="0" distL="0" distR="0" wp14:anchorId="67E1D8DD" wp14:editId="37FCE09D">
+                <wp:extent cx="5211445" cy="5349240"/>
+                <wp:effectExtent l="19050" t="0" r="27305" b="0"/>
+                <wp:docPr id="221221763" name="Canvas 3"/>
+                <wp:cNvGraphicFramePr>
+                  <a:graphicFrameLocks xmlns:a="http://schemas.openxmlformats.org/drawingml/2006/main" noChangeAspect="1"/>
+                </wp:cNvGraphicFramePr>
+                <a:graphic xmlns:a="http://schemas.openxmlformats.org/drawingml/2006/main">
+                  <a:graphicData uri="http://schemas.microsoft.com/office/word/2010/wordprocessingCanvas">
+                    <wpc:wpc>
+                      <wpc:bg>
+                        <a:noFill/>
+                      </wpc:bg>
+                      <wpc:whole/>
+                      <wps:wsp>
+                        <wps:cNvPr id="1597856915" name="Isosceles Triangle 1597856915"/>
+                        <wps:cNvSpPr/>
+                        <wps:spPr>
+                          <a:xfrm>
+                            <a:off x="0" y="280988"/>
+                            <a:ext cx="4525654" cy="3902051"/>
+                          </a:xfrm>
+                          <a:prstGeom prst="triangle">
+                            <a:avLst/>
+                          </a:prstGeom>
+                          <a:solidFill>
+                            <a:schemeClr val="accent2">
+                              <a:lumMod val="20000"/>
+                              <a:lumOff val="80000"/>
+                            </a:schemeClr>
+                          </a:solidFill>
+                        </wps:spPr>
+                        <wps:style>
+                          <a:lnRef idx="2">
+                            <a:schemeClr val="accent1">
+                              <a:shade val="15000"/>
+                            </a:schemeClr>
+                          </a:lnRef>
+                          <a:fillRef idx="1">
+                            <a:schemeClr val="accent1"/>
+                          </a:fillRef>
+                          <a:effectRef idx="0">
+                            <a:schemeClr val="accent1"/>
+                          </a:effectRef>
+                          <a:fontRef idx="minor">
+                            <a:schemeClr val="lt1"/>
+                          </a:fontRef>
+                        </wps:style>
+                        <wps:bodyPr rot="0" spcFirstLastPara="0" vertOverflow="overflow" horzOverflow="overflow" vert="horz" wrap="square" lIns="91440" tIns="45720" rIns="91440" bIns="45720" numCol="1" spcCol="0" rtlCol="0" fromWordArt="0" anchor="ctr" anchorCtr="0" forceAA="0" compatLnSpc="1">
+                          <a:prstTxWarp prst="textNoShape">
+                            <a:avLst/>
+                          </a:prstTxWarp>
+                          <a:noAutofit/>
+                        </wps:bodyPr>
+                      </wps:wsp>
+                      <wps:wsp>
+                        <wps:cNvPr id="494796641" name="Oval 494796641"/>
+                        <wps:cNvSpPr/>
+                        <wps:spPr>
+                          <a:xfrm>
+                            <a:off x="338635" y="3564890"/>
+                            <a:ext cx="548640" cy="548640"/>
+                          </a:xfrm>
+                          <a:prstGeom prst="ellipse">
+                            <a:avLst/>
+                          </a:prstGeom>
+                          <a:solidFill>
+                            <a:schemeClr val="bg1"/>
+                          </a:solidFill>
+                        </wps:spPr>
+                        <wps:style>
+                          <a:lnRef idx="2">
+                            <a:schemeClr val="accent1">
+                              <a:shade val="15000"/>
+                            </a:schemeClr>
+                          </a:lnRef>
+                          <a:fillRef idx="1">
+                            <a:schemeClr val="accent1"/>
+                          </a:fillRef>
+                          <a:effectRef idx="0">
+                            <a:schemeClr val="accent1"/>
+                          </a:effectRef>
+                          <a:fontRef idx="minor">
+                            <a:schemeClr val="lt1"/>
+                          </a:fontRef>
+                        </wps:style>
+                        <wps:bodyPr rot="0" spcFirstLastPara="0" vertOverflow="overflow" horzOverflow="overflow" vert="horz" wrap="square" lIns="91440" tIns="45720" rIns="91440" bIns="45720" numCol="1" spcCol="0" rtlCol="0" fromWordArt="0" anchor="ctr" anchorCtr="0" forceAA="0" compatLnSpc="1">
+                          <a:prstTxWarp prst="textNoShape">
+                            <a:avLst/>
+                          </a:prstTxWarp>
+                          <a:noAutofit/>
+                        </wps:bodyPr>
+                      </wps:wsp>
+                      <wps:wsp>
+                        <wps:cNvPr id="2085477394" name="Oval 2085477394"/>
+                        <wps:cNvSpPr/>
+                        <wps:spPr>
+                          <a:xfrm>
+                            <a:off x="1161595" y="3564890"/>
+                            <a:ext cx="548640" cy="548640"/>
+                          </a:xfrm>
+                          <a:prstGeom prst="ellipse">
+                            <a:avLst/>
+                          </a:prstGeom>
+                          <a:solidFill>
+                            <a:schemeClr val="bg1"/>
+                          </a:solidFill>
+                        </wps:spPr>
+                        <wps:style>
+                          <a:lnRef idx="2">
+                            <a:schemeClr val="accent1">
+                              <a:shade val="15000"/>
+                            </a:schemeClr>
+                          </a:lnRef>
+                          <a:fillRef idx="1">
+                            <a:schemeClr val="accent1"/>
+                          </a:fillRef>
+                          <a:effectRef idx="0">
+                            <a:schemeClr val="accent1"/>
+                          </a:effectRef>
+                          <a:fontRef idx="minor">
+                            <a:schemeClr val="lt1"/>
+                          </a:fontRef>
+                        </wps:style>
+                        <wps:bodyPr rot="0" spcFirstLastPara="0" vert="horz" wrap="square" lIns="91440" tIns="45720" rIns="91440" bIns="45720" numCol="1" spcCol="0" rtlCol="0" fromWordArt="0" anchor="ctr" anchorCtr="0" forceAA="0" compatLnSpc="1">
+                          <a:prstTxWarp prst="textNoShape">
+                            <a:avLst/>
+                          </a:prstTxWarp>
+                          <a:noAutofit/>
+                        </wps:bodyPr>
+                      </wps:wsp>
+                      <wps:wsp>
+                        <wps:cNvPr id="848334272" name="Oval 848334272"/>
+                        <wps:cNvSpPr/>
+                        <wps:spPr>
+                          <a:xfrm>
+                            <a:off x="1984555" y="3564890"/>
+                            <a:ext cx="548640" cy="548640"/>
+                          </a:xfrm>
+                          <a:prstGeom prst="ellipse">
+                            <a:avLst/>
+                          </a:prstGeom>
+                          <a:solidFill>
+                            <a:schemeClr val="bg1"/>
+                          </a:solidFill>
+                        </wps:spPr>
+                        <wps:style>
+                          <a:lnRef idx="2">
+                            <a:schemeClr val="accent1">
+                              <a:shade val="15000"/>
+                            </a:schemeClr>
+                          </a:lnRef>
+                          <a:fillRef idx="1">
+                            <a:schemeClr val="accent1"/>
+                          </a:fillRef>
+                          <a:effectRef idx="0">
+                            <a:schemeClr val="accent1"/>
+                          </a:effectRef>
+                          <a:fontRef idx="minor">
+                            <a:schemeClr val="lt1"/>
+                          </a:fontRef>
+                        </wps:style>
+                        <wps:bodyPr rot="0" spcFirstLastPara="0" vert="horz" wrap="square" lIns="91440" tIns="45720" rIns="91440" bIns="45720" numCol="1" spcCol="0" rtlCol="0" fromWordArt="0" anchor="ctr" anchorCtr="0" forceAA="0" compatLnSpc="1">
+                          <a:prstTxWarp prst="textNoShape">
+                            <a:avLst/>
+                          </a:prstTxWarp>
+                          <a:noAutofit/>
+                        </wps:bodyPr>
+                      </wps:wsp>
+                      <wps:wsp>
+                        <wps:cNvPr id="256810249" name="Oval 256810249"/>
+                        <wps:cNvSpPr/>
+                        <wps:spPr>
+                          <a:xfrm>
+                            <a:off x="2807515" y="3564890"/>
+                            <a:ext cx="548640" cy="548640"/>
+                          </a:xfrm>
+                          <a:prstGeom prst="ellipse">
+                            <a:avLst/>
+                          </a:prstGeom>
+                          <a:solidFill>
+                            <a:schemeClr val="bg1"/>
+                          </a:solidFill>
+                        </wps:spPr>
+                        <wps:style>
+                          <a:lnRef idx="2">
+                            <a:schemeClr val="accent1">
+                              <a:shade val="15000"/>
+                            </a:schemeClr>
+                          </a:lnRef>
+                          <a:fillRef idx="1">
+                            <a:schemeClr val="accent1"/>
+                          </a:fillRef>
+                          <a:effectRef idx="0">
+                            <a:schemeClr val="accent1"/>
+                          </a:effectRef>
+                          <a:fontRef idx="minor">
+                            <a:schemeClr val="lt1"/>
+                          </a:fontRef>
+                        </wps:style>
+                        <wps:bodyPr rot="0" spcFirstLastPara="0" vert="horz" wrap="square" lIns="91440" tIns="45720" rIns="91440" bIns="45720" numCol="1" spcCol="0" rtlCol="0" fromWordArt="0" anchor="ctr" anchorCtr="0" forceAA="0" compatLnSpc="1">
+                          <a:prstTxWarp prst="textNoShape">
+                            <a:avLst/>
+                          </a:prstTxWarp>
+                          <a:noAutofit/>
+                        </wps:bodyPr>
+                      </wps:wsp>
+                      <wps:wsp>
+                        <wps:cNvPr id="497515258" name="Oval 497515258"/>
+                        <wps:cNvSpPr/>
+                        <wps:spPr>
+                          <a:xfrm>
+                            <a:off x="3630475" y="3564890"/>
+                            <a:ext cx="548640" cy="548640"/>
+                          </a:xfrm>
+                          <a:prstGeom prst="ellipse">
+                            <a:avLst/>
+                          </a:prstGeom>
+                          <a:solidFill>
+                            <a:schemeClr val="bg1"/>
+                          </a:solidFill>
+                        </wps:spPr>
+                        <wps:style>
+                          <a:lnRef idx="2">
+                            <a:schemeClr val="accent1">
+                              <a:shade val="15000"/>
+                            </a:schemeClr>
+                          </a:lnRef>
+                          <a:fillRef idx="1">
+                            <a:schemeClr val="accent1"/>
+                          </a:fillRef>
+                          <a:effectRef idx="0">
+                            <a:schemeClr val="accent1"/>
+                          </a:effectRef>
+                          <a:fontRef idx="minor">
+                            <a:schemeClr val="lt1"/>
+                          </a:fontRef>
+                        </wps:style>
+                        <wps:bodyPr rot="0" spcFirstLastPara="0" vert="horz" wrap="square" lIns="91440" tIns="45720" rIns="91440" bIns="45720" numCol="1" spcCol="0" rtlCol="0" fromWordArt="0" anchor="ctr" anchorCtr="0" forceAA="0" compatLnSpc="1">
+                          <a:prstTxWarp prst="textNoShape">
+                            <a:avLst/>
+                          </a:prstTxWarp>
+                          <a:noAutofit/>
+                        </wps:bodyPr>
+                      </wps:wsp>
+                      <wps:wsp>
+                        <wps:cNvPr id="514130020" name="Oval 514130020"/>
+                        <wps:cNvSpPr/>
+                        <wps:spPr>
+                          <a:xfrm>
+                            <a:off x="750115" y="2833370"/>
+                            <a:ext cx="548640" cy="548640"/>
+                          </a:xfrm>
+                          <a:prstGeom prst="ellipse">
+                            <a:avLst/>
+                          </a:prstGeom>
+                          <a:solidFill>
+                            <a:schemeClr val="bg1"/>
+                          </a:solidFill>
+                        </wps:spPr>
+                        <wps:style>
+                          <a:lnRef idx="2">
+                            <a:schemeClr val="accent1">
+                              <a:shade val="15000"/>
+                            </a:schemeClr>
+                          </a:lnRef>
+                          <a:fillRef idx="1">
+                            <a:schemeClr val="accent1"/>
+                          </a:fillRef>
+                          <a:effectRef idx="0">
+                            <a:schemeClr val="accent1"/>
+                          </a:effectRef>
+                          <a:fontRef idx="minor">
+                            <a:schemeClr val="lt1"/>
+                          </a:fontRef>
+                        </wps:style>
+                        <wps:bodyPr rot="0" spcFirstLastPara="0" vert="horz" wrap="square" lIns="91440" tIns="45720" rIns="91440" bIns="45720" numCol="1" spcCol="0" rtlCol="0" fromWordArt="0" anchor="ctr" anchorCtr="0" forceAA="0" compatLnSpc="1">
+                          <a:prstTxWarp prst="textNoShape">
+                            <a:avLst/>
+                          </a:prstTxWarp>
+                          <a:noAutofit/>
+                        </wps:bodyPr>
+                      </wps:wsp>
+                      <wps:wsp>
+                        <wps:cNvPr id="1000654348" name="Oval 1000654348"/>
+                        <wps:cNvSpPr/>
+                        <wps:spPr>
+                          <a:xfrm>
+                            <a:off x="1573075" y="2833370"/>
+                            <a:ext cx="548640" cy="548640"/>
+                          </a:xfrm>
+                          <a:prstGeom prst="ellipse">
+                            <a:avLst/>
+                          </a:prstGeom>
+                          <a:solidFill>
+                            <a:schemeClr val="bg1"/>
+                          </a:solidFill>
+                        </wps:spPr>
+                        <wps:style>
+                          <a:lnRef idx="2">
+                            <a:schemeClr val="accent1">
+                              <a:shade val="15000"/>
+                            </a:schemeClr>
+                          </a:lnRef>
+                          <a:fillRef idx="1">
+                            <a:schemeClr val="accent1"/>
+                          </a:fillRef>
+                          <a:effectRef idx="0">
+                            <a:schemeClr val="accent1"/>
+                          </a:effectRef>
+                          <a:fontRef idx="minor">
+                            <a:schemeClr val="lt1"/>
+                          </a:fontRef>
+                        </wps:style>
+                        <wps:bodyPr rot="0" spcFirstLastPara="0" vert="horz" wrap="square" lIns="91440" tIns="45720" rIns="91440" bIns="45720" numCol="1" spcCol="0" rtlCol="0" fromWordArt="0" anchor="ctr" anchorCtr="0" forceAA="0" compatLnSpc="1">
+                          <a:prstTxWarp prst="textNoShape">
+                            <a:avLst/>
+                          </a:prstTxWarp>
+                          <a:noAutofit/>
+                        </wps:bodyPr>
+                      </wps:wsp>
+                      <wps:wsp>
+                        <wps:cNvPr id="1453317240" name="Oval 1453317240"/>
+                        <wps:cNvSpPr/>
+                        <wps:spPr>
+                          <a:xfrm>
+                            <a:off x="2396035" y="2833370"/>
+                            <a:ext cx="548640" cy="548640"/>
+                          </a:xfrm>
+                          <a:prstGeom prst="ellipse">
+                            <a:avLst/>
+                          </a:prstGeom>
+                          <a:solidFill>
+                            <a:schemeClr val="bg1"/>
+                          </a:solidFill>
+                        </wps:spPr>
+                        <wps:style>
+                          <a:lnRef idx="2">
+                            <a:schemeClr val="accent1">
+                              <a:shade val="15000"/>
+                            </a:schemeClr>
+                          </a:lnRef>
+                          <a:fillRef idx="1">
+                            <a:schemeClr val="accent1"/>
+                          </a:fillRef>
+                          <a:effectRef idx="0">
+                            <a:schemeClr val="accent1"/>
+                          </a:effectRef>
+                          <a:fontRef idx="minor">
+                            <a:schemeClr val="lt1"/>
+                          </a:fontRef>
+                        </wps:style>
+                        <wps:bodyPr rot="0" spcFirstLastPara="0" vert="horz" wrap="square" lIns="91440" tIns="45720" rIns="91440" bIns="45720" numCol="1" spcCol="0" rtlCol="0" fromWordArt="0" anchor="ctr" anchorCtr="0" forceAA="0" compatLnSpc="1">
+                          <a:prstTxWarp prst="textNoShape">
+                            <a:avLst/>
+                          </a:prstTxWarp>
+                          <a:noAutofit/>
+                        </wps:bodyPr>
+                      </wps:wsp>
+                      <wps:wsp>
+                        <wps:cNvPr id="1854390794" name="Oval 1854390794"/>
+                        <wps:cNvSpPr/>
+                        <wps:spPr>
+                          <a:xfrm>
+                            <a:off x="3218995" y="2833370"/>
+                            <a:ext cx="548640" cy="548640"/>
+                          </a:xfrm>
+                          <a:prstGeom prst="ellipse">
+                            <a:avLst/>
+                          </a:prstGeom>
+                          <a:solidFill>
+                            <a:schemeClr val="bg1"/>
+                          </a:solidFill>
+                        </wps:spPr>
+                        <wps:style>
+                          <a:lnRef idx="2">
+                            <a:schemeClr val="accent1">
+                              <a:shade val="15000"/>
+                            </a:schemeClr>
+                          </a:lnRef>
+                          <a:fillRef idx="1">
+                            <a:schemeClr val="accent1"/>
+                          </a:fillRef>
+                          <a:effectRef idx="0">
+                            <a:schemeClr val="accent1"/>
+                          </a:effectRef>
+                          <a:fontRef idx="minor">
+                            <a:schemeClr val="lt1"/>
+                          </a:fontRef>
+                        </wps:style>
+                        <wps:bodyPr rot="0" spcFirstLastPara="0" vert="horz" wrap="square" lIns="91440" tIns="45720" rIns="91440" bIns="45720" numCol="1" spcCol="0" rtlCol="0" fromWordArt="0" anchor="ctr" anchorCtr="0" forceAA="0" compatLnSpc="1">
+                          <a:prstTxWarp prst="textNoShape">
+                            <a:avLst/>
+                          </a:prstTxWarp>
+                          <a:noAutofit/>
+                        </wps:bodyPr>
+                      </wps:wsp>
+                      <wps:wsp>
+                        <wps:cNvPr id="18685147" name="Oval 18685147"/>
+                        <wps:cNvSpPr/>
+                        <wps:spPr>
+                          <a:xfrm>
+                            <a:off x="1161595" y="2101850"/>
+                            <a:ext cx="548640" cy="548640"/>
+                          </a:xfrm>
+                          <a:prstGeom prst="ellipse">
+                            <a:avLst/>
+                          </a:prstGeom>
+                          <a:solidFill>
+                            <a:schemeClr val="bg1"/>
+                          </a:solidFill>
+                        </wps:spPr>
+                        <wps:style>
+                          <a:lnRef idx="2">
+                            <a:schemeClr val="accent1">
+                              <a:shade val="15000"/>
+                            </a:schemeClr>
+                          </a:lnRef>
+                          <a:fillRef idx="1">
+                            <a:schemeClr val="accent1"/>
+                          </a:fillRef>
+                          <a:effectRef idx="0">
+                            <a:schemeClr val="accent1"/>
+                          </a:effectRef>
+                          <a:fontRef idx="minor">
+                            <a:schemeClr val="lt1"/>
+                          </a:fontRef>
+                        </wps:style>
+                        <wps:bodyPr rot="0" spcFirstLastPara="0" vert="horz" wrap="square" lIns="91440" tIns="45720" rIns="91440" bIns="45720" numCol="1" spcCol="0" rtlCol="0" fromWordArt="0" anchor="ctr" anchorCtr="0" forceAA="0" compatLnSpc="1">
+                          <a:prstTxWarp prst="textNoShape">
+                            <a:avLst/>
+                          </a:prstTxWarp>
+                          <a:noAutofit/>
+                        </wps:bodyPr>
+                      </wps:wsp>
+                      <wps:wsp>
+                        <wps:cNvPr id="1733909526" name="Oval 1733909526"/>
+                        <wps:cNvSpPr/>
+                        <wps:spPr>
+                          <a:xfrm>
+                            <a:off x="1984555" y="2101850"/>
+                            <a:ext cx="548640" cy="548640"/>
+                          </a:xfrm>
+                          <a:prstGeom prst="ellipse">
+                            <a:avLst/>
+                          </a:prstGeom>
+                          <a:solidFill>
+                            <a:schemeClr val="bg1"/>
+                          </a:solidFill>
+                        </wps:spPr>
+                        <wps:style>
+                          <a:lnRef idx="2">
+                            <a:schemeClr val="accent1">
+                              <a:shade val="15000"/>
+                            </a:schemeClr>
+                          </a:lnRef>
+                          <a:fillRef idx="1">
+                            <a:schemeClr val="accent1"/>
+                          </a:fillRef>
+                          <a:effectRef idx="0">
+                            <a:schemeClr val="accent1"/>
+                          </a:effectRef>
+                          <a:fontRef idx="minor">
+                            <a:schemeClr val="lt1"/>
+                          </a:fontRef>
+                        </wps:style>
+                        <wps:bodyPr rot="0" spcFirstLastPara="0" vert="horz" wrap="square" lIns="91440" tIns="45720" rIns="91440" bIns="45720" numCol="1" spcCol="0" rtlCol="0" fromWordArt="0" anchor="ctr" anchorCtr="0" forceAA="0" compatLnSpc="1">
+                          <a:prstTxWarp prst="textNoShape">
+                            <a:avLst/>
+                          </a:prstTxWarp>
+                          <a:noAutofit/>
+                        </wps:bodyPr>
+                      </wps:wsp>
+                      <wps:wsp>
+                        <wps:cNvPr id="906732318" name="Oval 906732318"/>
+                        <wps:cNvSpPr/>
+                        <wps:spPr>
+                          <a:xfrm>
+                            <a:off x="2807515" y="2101850"/>
+                            <a:ext cx="548640" cy="548640"/>
+                          </a:xfrm>
+                          <a:prstGeom prst="ellipse">
+                            <a:avLst/>
+                          </a:prstGeom>
+                          <a:solidFill>
+                            <a:schemeClr val="bg1"/>
+                          </a:solidFill>
+                        </wps:spPr>
+                        <wps:style>
+                          <a:lnRef idx="2">
+                            <a:schemeClr val="accent1">
+                              <a:shade val="15000"/>
+                            </a:schemeClr>
+                          </a:lnRef>
+                          <a:fillRef idx="1">
+                            <a:schemeClr val="accent1"/>
+                          </a:fillRef>
+                          <a:effectRef idx="0">
+                            <a:schemeClr val="accent1"/>
+                          </a:effectRef>
+                          <a:fontRef idx="minor">
+                            <a:schemeClr val="lt1"/>
+                          </a:fontRef>
+                        </wps:style>
+                        <wps:bodyPr rot="0" spcFirstLastPara="0" vert="horz" wrap="square" lIns="91440" tIns="45720" rIns="91440" bIns="45720" numCol="1" spcCol="0" rtlCol="0" fromWordArt="0" anchor="ctr" anchorCtr="0" forceAA="0" compatLnSpc="1">
+                          <a:prstTxWarp prst="textNoShape">
+                            <a:avLst/>
+                          </a:prstTxWarp>
+                          <a:noAutofit/>
+                        </wps:bodyPr>
+                      </wps:wsp>
+                      <wps:wsp>
+                        <wps:cNvPr id="808053888" name="Oval 808053888"/>
+                        <wps:cNvSpPr/>
+                        <wps:spPr>
+                          <a:xfrm>
+                            <a:off x="1575880" y="1363540"/>
+                            <a:ext cx="548640" cy="548640"/>
+                          </a:xfrm>
+                          <a:prstGeom prst="ellipse">
+                            <a:avLst/>
+                          </a:prstGeom>
+                          <a:solidFill>
+                            <a:schemeClr val="bg1"/>
+                          </a:solidFill>
+                        </wps:spPr>
+                        <wps:style>
+                          <a:lnRef idx="2">
+                            <a:schemeClr val="accent1">
+                              <a:shade val="15000"/>
+                            </a:schemeClr>
+                          </a:lnRef>
+                          <a:fillRef idx="1">
+                            <a:schemeClr val="accent1"/>
+                          </a:fillRef>
+                          <a:effectRef idx="0">
+                            <a:schemeClr val="accent1"/>
+                          </a:effectRef>
+                          <a:fontRef idx="minor">
+                            <a:schemeClr val="lt1"/>
+                          </a:fontRef>
+                        </wps:style>
+                        <wps:bodyPr rot="0" spcFirstLastPara="0" vert="horz" wrap="square" lIns="91440" tIns="45720" rIns="91440" bIns="45720" numCol="1" spcCol="0" rtlCol="0" fromWordArt="0" anchor="ctr" anchorCtr="0" forceAA="0" compatLnSpc="1">
+                          <a:prstTxWarp prst="textNoShape">
+                            <a:avLst/>
+                          </a:prstTxWarp>
+                          <a:noAutofit/>
+                        </wps:bodyPr>
+                      </wps:wsp>
+                      <wps:wsp>
+                        <wps:cNvPr id="906045062" name="Oval 906045062"/>
+                        <wps:cNvSpPr/>
+                        <wps:spPr>
+                          <a:xfrm>
+                            <a:off x="2398840" y="1363540"/>
+                            <a:ext cx="548640" cy="548640"/>
+                          </a:xfrm>
+                          <a:prstGeom prst="ellipse">
+                            <a:avLst/>
+                          </a:prstGeom>
+                          <a:solidFill>
+                            <a:schemeClr val="bg1"/>
+                          </a:solidFill>
+                        </wps:spPr>
+                        <wps:style>
+                          <a:lnRef idx="2">
+                            <a:schemeClr val="accent1">
+                              <a:shade val="15000"/>
+                            </a:schemeClr>
+                          </a:lnRef>
+                          <a:fillRef idx="1">
+                            <a:schemeClr val="accent1"/>
+                          </a:fillRef>
+                          <a:effectRef idx="0">
+                            <a:schemeClr val="accent1"/>
+                          </a:effectRef>
+                          <a:fontRef idx="minor">
+                            <a:schemeClr val="lt1"/>
+                          </a:fontRef>
+                        </wps:style>
+                        <wps:bodyPr rot="0" spcFirstLastPara="0" vert="horz" wrap="square" lIns="91440" tIns="45720" rIns="91440" bIns="45720" numCol="1" spcCol="0" rtlCol="0" fromWordArt="0" anchor="ctr" anchorCtr="0" forceAA="0" compatLnSpc="1">
+                          <a:prstTxWarp prst="textNoShape">
+                            <a:avLst/>
+                          </a:prstTxWarp>
+                          <a:noAutofit/>
+                        </wps:bodyPr>
+                      </wps:wsp>
+                      <wps:wsp>
+                        <wps:cNvPr id="1960137945" name="Oval 1960137945"/>
+                        <wps:cNvSpPr/>
+                        <wps:spPr>
+                          <a:xfrm>
+                            <a:off x="1988682" y="633214"/>
+                            <a:ext cx="548640" cy="548640"/>
+                          </a:xfrm>
+                          <a:prstGeom prst="ellipse">
+                            <a:avLst/>
+                          </a:prstGeom>
+                          <a:solidFill>
+                            <a:schemeClr val="bg1"/>
+                          </a:solidFill>
+                        </wps:spPr>
+                        <wps:style>
+                          <a:lnRef idx="2">
+                            <a:schemeClr val="accent1">
+                              <a:shade val="15000"/>
+                            </a:schemeClr>
+                          </a:lnRef>
+                          <a:fillRef idx="1">
+                            <a:schemeClr val="accent1"/>
+                          </a:fillRef>
+                          <a:effectRef idx="0">
+                            <a:schemeClr val="accent1"/>
+                          </a:effectRef>
+                          <a:fontRef idx="minor">
+                            <a:schemeClr val="lt1"/>
+                          </a:fontRef>
+                        </wps:style>
+                        <wps:bodyPr rot="0" spcFirstLastPara="0" vert="horz" wrap="square" lIns="91440" tIns="45720" rIns="91440" bIns="45720" numCol="1" spcCol="0" rtlCol="0" fromWordArt="0" anchor="ctr" anchorCtr="0" forceAA="0" compatLnSpc="1">
+                          <a:prstTxWarp prst="textNoShape">
+                            <a:avLst/>
+                          </a:prstTxWarp>
+                          <a:noAutofit/>
+                        </wps:bodyPr>
+                      </wps:wsp>
+                      <wps:wsp>
+                        <wps:cNvPr id="1772364717" name="Oval 1772364717"/>
+                        <wps:cNvSpPr/>
+                        <wps:spPr>
+                          <a:xfrm>
+                            <a:off x="3630475" y="3564890"/>
+                            <a:ext cx="548640" cy="548640"/>
+                          </a:xfrm>
+                          <a:prstGeom prst="ellipse">
+                            <a:avLst/>
+                          </a:prstGeom>
+                          <a:solidFill>
+                            <a:schemeClr val="accent1">
+                              <a:alpha val="90000"/>
+                            </a:schemeClr>
+                          </a:solidFill>
+                        </wps:spPr>
+                        <wps:style>
+                          <a:lnRef idx="2">
+                            <a:schemeClr val="accent1">
+                              <a:shade val="15000"/>
+                            </a:schemeClr>
+                          </a:lnRef>
+                          <a:fillRef idx="1">
+                            <a:schemeClr val="accent1"/>
+                          </a:fillRef>
+                          <a:effectRef idx="0">
+                            <a:schemeClr val="accent1"/>
+                          </a:effectRef>
+                          <a:fontRef idx="minor">
+                            <a:schemeClr val="lt1"/>
+                          </a:fontRef>
+                        </wps:style>
+                        <wps:bodyPr rot="0" spcFirstLastPara="0" vert="horz" wrap="square" lIns="91440" tIns="45720" rIns="91440" bIns="45720" numCol="1" spcCol="0" rtlCol="0" fromWordArt="0" anchor="ctr" anchorCtr="0" forceAA="0" compatLnSpc="1">
+                          <a:prstTxWarp prst="textNoShape">
+                            <a:avLst/>
+                          </a:prstTxWarp>
+                          <a:noAutofit/>
+                        </wps:bodyPr>
+                      </wps:wsp>
+                      <wps:wsp>
+                        <wps:cNvPr id="1690625282" name="Text Box 1"/>
+                        <wps:cNvSpPr txBox="1"/>
+                        <wps:spPr>
+                          <a:xfrm>
+                            <a:off x="1940603" y="633214"/>
+                            <a:ext cx="629285" cy="491891"/>
+                          </a:xfrm>
+                          <a:prstGeom prst="rect">
+                            <a:avLst/>
+                          </a:prstGeom>
+                          <a:noFill/>
+                          <a:ln w="6350">
+                            <a:noFill/>
+                          </a:ln>
+                        </wps:spPr>
+                        <wps:txbx>
+                          <w:txbxContent>
+                            <w:p>
+                              <w:pPr>
+                                <w:spacing w:after="160" w:line="254" w:lineRule="auto"/>
+                                <w:rPr>
+                                  <w:rFonts w:ascii="Aptos" w:eastAsia="Aptos" w:hAnsi="Aptos"/>
+                                  <w:b/>
+                                  <w:bCs/>
+                                  <w:sz w:val="56"/>
+                                  <w:szCs w:val="56"/>
+                                  <w14:ligatures w14:val="none"/>
+                                </w:rPr>
+                              </w:pPr>
+                              <w:r>
+                                <w:rPr>
+                                  <w:rFonts w:ascii="Aptos" w:eastAsia="Aptos" w:hAnsi="Aptos"/>
+                                  <w:b/>
+                                  <w:bCs/>
+                                  <w:sz w:val="56"/>
+                                  <w:szCs w:val="56"/>
+                                </w:rPr>
+                                <w:t>0</w:t>
+                              </w:r>
+                            </w:p>
+                          </w:txbxContent>
+                        </wps:txbx>
+                        <wps:bodyPr rot="0" spcFirstLastPara="0" vert="horz" wrap="square" lIns="91440" tIns="45720" rIns="91440" bIns="45720" numCol="1" spcCol="0" rtlCol="0" fromWordArt="0" anchor="t" anchorCtr="0" forceAA="0" compatLnSpc="1">
+                          <a:prstTxWarp prst="textNoShape">
+                            <a:avLst/>
+                          </a:prstTxWarp>
+                          <a:noAutofit/>
+                        </wps:bodyPr>
+                      </wps:wsp>
+                      <wps:wsp>
+                        <wps:cNvPr id="577833632" name="Text Box 577833632"/>
+                        <wps:cNvSpPr txBox="1"/>
+                        <wps:spPr>
+                          <a:xfrm>
+                            <a:off x="3595341" y="3564891"/>
+                            <a:ext cx="629392" cy="457793"/>
+                          </a:xfrm>
+                          <a:prstGeom prst="rect">
+                            <a:avLst/>
+                          </a:prstGeom>
+                          <a:noFill/>
+                          <a:ln w="6350">
+                            <a:noFill/>
+                          </a:ln>
+                        </wps:spPr>
+                        <wps:txbx>
+                          <w:txbxContent>
+                            <w:p>
+                              <w:pPr>
+                                <w:rPr>
+                                  <w:b/>
+                                  <w:bCs/>
+                                  <w:sz w:val="56"/>
+                                  <w:szCs w:val="56"/>
+                                </w:rPr>
+                              </w:pPr>
+                              <w:r>
+                                <w:rPr>
+                                  <w:b/>
+                                  <w:bCs/>
+                                  <w:sz w:val="56"/>
+                                  <w:szCs w:val="56"/>
+                                </w:rPr>
+                                <w:t>E</w:t>
+                              </w:r>
+                            </w:p>
+                          </w:txbxContent>
+                        </wps:txbx>
+                        <wps:bodyPr rot="0" spcFirstLastPara="0" vertOverflow="overflow" horzOverflow="overflow" vert="horz" wrap="square" lIns="91440" tIns="45720" rIns="91440" bIns="45720" numCol="1" spcCol="0" rtlCol="0" fromWordArt="0" anchor="t" anchorCtr="0" forceAA="0" compatLnSpc="1">
+                          <a:prstTxWarp prst="textNoShape">
+                            <a:avLst/>
+                          </a:prstTxWarp>
+                          <a:noAutofit/>
+                        </wps:bodyPr>
+                      </wps:wsp>
+                      <wps:wsp>
+                        <wps:cNvPr id="2105446264" name="Text Box 1"/>
+                        <wps:cNvSpPr txBox="1"/>
+                        <wps:spPr>
+                          <a:xfrm>
+                            <a:off x="2765939" y="3564891"/>
+                            <a:ext cx="629285" cy="457793"/>
+                          </a:xfrm>
+                          <a:prstGeom prst="rect">
+                            <a:avLst/>
+                          </a:prstGeom>
+                          <a:noFill/>
+                          <a:ln w="6350">
+                            <a:noFill/>
+                          </a:ln>
+                        </wps:spPr>
+                        <wps:txbx>
+                          <w:txbxContent>
+                            <w:p>
+                              <w:pPr>
+                                <w:spacing w:after="160" w:line="256" w:lineRule="auto"/>
+                                <w:rPr>
+                                  <w:rFonts w:ascii="Aptos" w:eastAsia="Aptos" w:hAnsi="Aptos"/>
+                                  <w:b/>
+                                  <w:bCs/>
+                                  <w:sz w:val="56"/>
+                                  <w:szCs w:val="56"/>
+                                  <w14:ligatures w14:val="none"/>
+                                </w:rPr>
+                              </w:pPr>
+                              <w:r>
+                                <w:rPr>
+                                  <w:rFonts w:ascii="Aptos" w:eastAsia="Aptos" w:hAnsi="Aptos"/>
+                                  <w:b/>
+                                  <w:bCs/>
+                                  <w:sz w:val="56"/>
+                                  <w:szCs w:val="56"/>
+                                </w:rPr>
+                                <w:t>D</w:t>
+                              </w:r>
+                            </w:p>
+                          </w:txbxContent>
+                        </wps:txbx>
+                        <wps:bodyPr rot="0" spcFirstLastPara="0" vert="horz" wrap="square" lIns="91440" tIns="45720" rIns="91440" bIns="45720" numCol="1" spcCol="0" rtlCol="0" fromWordArt="0" anchor="t" anchorCtr="0" forceAA="0" compatLnSpc="1">
+                          <a:prstTxWarp prst="textNoShape">
+                            <a:avLst/>
+                          </a:prstTxWarp>
+                          <a:noAutofit/>
+                        </wps:bodyPr>
+                      </wps:wsp>
+                      <wps:wsp>
+                        <wps:cNvPr id="1470643967" name="Text Box 1"/>
+                        <wps:cNvSpPr txBox="1"/>
+                        <wps:spPr>
+                          <a:xfrm>
+                            <a:off x="1940603" y="3564891"/>
+                            <a:ext cx="629285" cy="457793"/>
+                          </a:xfrm>
+                          <a:prstGeom prst="rect">
+                            <a:avLst/>
+                          </a:prstGeom>
+                          <a:noFill/>
+                          <a:ln w="6350">
+                            <a:noFill/>
+                          </a:ln>
+                        </wps:spPr>
+                        <wps:txbx>
+                          <w:txbxContent>
+                            <w:p>
+                              <w:pPr>
+                                <w:spacing w:after="160" w:line="254" w:lineRule="auto"/>
+                                <w:rPr>
+                                  <w:rFonts w:ascii="Aptos" w:eastAsia="Aptos" w:hAnsi="Aptos"/>
+                                  <w:b/>
+                                  <w:bCs/>
+                                  <w:sz w:val="56"/>
+                                  <w:szCs w:val="56"/>
+                                  <w14:ligatures w14:val="none"/>
+                                </w:rPr>
+                              </w:pPr>
+                              <w:r>
+                                <w:rPr>
+                                  <w:rFonts w:ascii="Aptos" w:eastAsia="Aptos" w:hAnsi="Aptos"/>
+                                  <w:b/>
+                                  <w:bCs/>
+                                  <w:sz w:val="56"/>
+                                  <w:szCs w:val="56"/>
+                                </w:rPr>
+                                <w:t>C</w:t>
+                              </w:r>
+                            </w:p>
+                          </w:txbxContent>
+                        </wps:txbx>
+                        <wps:bodyPr rot="0" spcFirstLastPara="0" vert="horz" wrap="square" lIns="91440" tIns="45720" rIns="91440" bIns="45720" numCol="1" spcCol="0" rtlCol="0" fromWordArt="0" anchor="t" anchorCtr="0" forceAA="0" compatLnSpc="1">
+                          <a:prstTxWarp prst="textNoShape">
+                            <a:avLst/>
+                          </a:prstTxWarp>
+                          <a:noAutofit/>
+                        </wps:bodyPr>
+                      </wps:wsp>
+                      <wps:wsp>
+                        <wps:cNvPr id="975502173" name="Text Box 1"/>
+                        <wps:cNvSpPr txBox="1"/>
+                        <wps:spPr>
+                          <a:xfrm>
+                            <a:off x="1127144" y="3564890"/>
+                            <a:ext cx="629285" cy="457794"/>
+                          </a:xfrm>
+                          <a:prstGeom prst="rect">
+                            <a:avLst/>
+                          </a:prstGeom>
+                          <a:noFill/>
+                          <a:ln w="6350">
+                            <a:noFill/>
+                          </a:ln>
+                        </wps:spPr>
+                        <wps:txbx>
+                          <w:txbxContent>
+                            <w:p>
+                              <w:pPr>
+                                <w:spacing w:after="160" w:line="254" w:lineRule="auto"/>
+                                <w:rPr>
+                                  <w:rFonts w:ascii="Aptos" w:eastAsia="Aptos" w:hAnsi="Aptos"/>
+                                  <w:b/>
+                                  <w:bCs/>
+                                  <w:sz w:val="56"/>
+                                  <w:szCs w:val="56"/>
+                                  <w14:ligatures w14:val="none"/>
+                                </w:rPr>
+                              </w:pPr>
+                              <w:r>
+                                <w:rPr>
+                                  <w:rFonts w:ascii="Aptos" w:eastAsia="Aptos" w:hAnsi="Aptos"/>
+                                  <w:b/>
+                                  <w:bCs/>
+                                  <w:sz w:val="56"/>
+                                  <w:szCs w:val="56"/>
+                                </w:rPr>
+                                <w:t>B</w:t>
+                              </w:r>
+                            </w:p>
+                          </w:txbxContent>
+                        </wps:txbx>
+                        <wps:bodyPr rot="0" spcFirstLastPara="0" vert="horz" wrap="square" lIns="91440" tIns="45720" rIns="91440" bIns="45720" numCol="1" spcCol="0" rtlCol="0" fromWordArt="0" anchor="t" anchorCtr="0" forceAA="0" compatLnSpc="1">
+                          <a:prstTxWarp prst="textNoShape">
+                            <a:avLst/>
+                          </a:prstTxWarp>
+                          <a:noAutofit/>
+                        </wps:bodyPr>
+                      </wps:wsp>
+                      <wps:wsp>
+                        <wps:cNvPr id="962154692" name="Text Box 1"/>
+                        <wps:cNvSpPr txBox="1"/>
+                        <wps:spPr>
+                          <a:xfrm>
+                            <a:off x="289933" y="3564891"/>
+                            <a:ext cx="629285" cy="457793"/>
+                          </a:xfrm>
+                          <a:prstGeom prst="rect">
+                            <a:avLst/>
+                          </a:prstGeom>
+                          <a:noFill/>
+                          <a:ln w="6350">
+                            <a:noFill/>
+                          </a:ln>
+                        </wps:spPr>
+                        <wps:txbx>
+                          <w:txbxContent>
+                            <w:p>
+                              <w:pPr>
+                                <w:spacing w:after="160" w:line="254" w:lineRule="auto"/>
+                                <w:rPr>
+                                  <w:rFonts w:ascii="Aptos" w:eastAsia="Aptos" w:hAnsi="Aptos"/>
+                                  <w:b/>
+                                  <w:bCs/>
+                                  <w:sz w:val="56"/>
+                                  <w:szCs w:val="56"/>
+                                  <w14:ligatures w14:val="none"/>
+                                </w:rPr>
+                              </w:pPr>
+                              <w:r>
+                                <w:rPr>
+                                  <w:rFonts w:ascii="Aptos" w:eastAsia="Aptos" w:hAnsi="Aptos"/>
+                                  <w:b/>
+                                  <w:bCs/>
+                                  <w:sz w:val="56"/>
+                                  <w:szCs w:val="56"/>
+                                </w:rPr>
+                                <w:t>A</w:t>
+                              </w:r>
+                            </w:p>
+                          </w:txbxContent>
+                        </wps:txbx>
+                        <wps:bodyPr rot="0" spcFirstLastPara="0" vert="horz" wrap="square" lIns="91440" tIns="45720" rIns="91440" bIns="45720" numCol="1" spcCol="0" rtlCol="0" fromWordArt="0" anchor="t" anchorCtr="0" forceAA="0" compatLnSpc="1">
+                          <a:prstTxWarp prst="textNoShape">
+                            <a:avLst/>
+                          </a:prstTxWarp>
+                          <a:noAutofit/>
+                        </wps:bodyPr>
+                      </wps:wsp>
+                      <wps:wsp>
+                        <wps:cNvPr id="1552749310" name="Text Box 1"/>
+                        <wps:cNvSpPr txBox="1"/>
+                        <wps:spPr>
+                          <a:xfrm>
+                            <a:off x="705569" y="2833370"/>
+                            <a:ext cx="629285" cy="441168"/>
+                          </a:xfrm>
+                          <a:prstGeom prst="rect">
+                            <a:avLst/>
+                          </a:prstGeom>
+                          <a:noFill/>
+                          <a:ln w="6350">
+                            <a:noFill/>
+                          </a:ln>
+                        </wps:spPr>
+                        <wps:txbx>
+                          <w:txbxContent>
+                            <w:p>
+                              <w:pPr>
+                                <w:spacing w:after="160" w:line="254" w:lineRule="auto"/>
+                                <w:rPr>
+                                  <w:rFonts w:ascii="Aptos" w:eastAsia="Aptos" w:hAnsi="Aptos"/>
+                                  <w:b/>
+                                  <w:bCs/>
+                                  <w:sz w:val="56"/>
+                                  <w:szCs w:val="56"/>
+                                  <w14:ligatures w14:val="none"/>
+                                </w:rPr>
+                              </w:pPr>
+                              <w:r>
+                                <w:rPr>
+                                  <w:rFonts w:ascii="Aptos" w:eastAsia="Aptos" w:hAnsi="Aptos"/>
+                                  <w:b/>
+                                  <w:bCs/>
+                                  <w:sz w:val="56"/>
+                                  <w:szCs w:val="56"/>
+                                </w:rPr>
+                                <w:t>6</w:t>
+                              </w:r>
+                            </w:p>
+                          </w:txbxContent>
+                        </wps:txbx>
+                        <wps:bodyPr rot="0" spcFirstLastPara="0" vert="horz" wrap="square" lIns="91440" tIns="45720" rIns="91440" bIns="45720" numCol="1" spcCol="0" rtlCol="0" fromWordArt="0" anchor="t" anchorCtr="0" forceAA="0" compatLnSpc="1">
+                          <a:prstTxWarp prst="textNoShape">
+                            <a:avLst/>
+                          </a:prstTxWarp>
+                          <a:noAutofit/>
+                        </wps:bodyPr>
+                      </wps:wsp>
+                      <wps:wsp>
+                        <wps:cNvPr id="2100691834" name="Text Box 1"/>
+                        <wps:cNvSpPr txBox="1"/>
+                        <wps:spPr>
+                          <a:xfrm>
+                            <a:off x="1530905" y="2833370"/>
+                            <a:ext cx="629285" cy="482732"/>
+                          </a:xfrm>
+                          <a:prstGeom prst="rect">
+                            <a:avLst/>
+                          </a:prstGeom>
+                          <a:noFill/>
+                          <a:ln w="6350">
+                            <a:noFill/>
+                          </a:ln>
+                        </wps:spPr>
+                        <wps:txbx>
+                          <w:txbxContent>
+                            <w:p>
+                              <w:pPr>
+                                <w:spacing w:after="160" w:line="254" w:lineRule="auto"/>
+                                <w:rPr>
+                                  <w:rFonts w:ascii="Aptos" w:eastAsia="Aptos" w:hAnsi="Aptos"/>
+                                  <w:b/>
+                                  <w:bCs/>
+                                  <w:sz w:val="56"/>
+                                  <w:szCs w:val="56"/>
+                                  <w14:ligatures w14:val="none"/>
+                                </w:rPr>
+                              </w:pPr>
+                              <w:r>
+                                <w:rPr>
+                                  <w:rFonts w:ascii="Aptos" w:eastAsia="Aptos" w:hAnsi="Aptos"/>
+                                  <w:b/>
+                                  <w:bCs/>
+                                  <w:sz w:val="56"/>
+                                  <w:szCs w:val="56"/>
+                                </w:rPr>
+                                <w:t>7</w:t>
+                              </w:r>
+                            </w:p>
+                          </w:txbxContent>
+                        </wps:txbx>
+                        <wps:bodyPr rot="0" spcFirstLastPara="0" vert="horz" wrap="square" lIns="91440" tIns="45720" rIns="91440" bIns="45720" numCol="1" spcCol="0" rtlCol="0" fromWordArt="0" anchor="t" anchorCtr="0" forceAA="0" compatLnSpc="1">
+                          <a:prstTxWarp prst="textNoShape">
+                            <a:avLst/>
+                          </a:prstTxWarp>
+                          <a:noAutofit/>
+                        </wps:bodyPr>
+                      </wps:wsp>
+                      <wps:wsp>
+                        <wps:cNvPr id="1143870031" name="Text Box 1"/>
+                        <wps:cNvSpPr txBox="1"/>
+                        <wps:spPr>
+                          <a:xfrm>
+                            <a:off x="2356240" y="2833370"/>
+                            <a:ext cx="629285" cy="482732"/>
+                          </a:xfrm>
+                          <a:prstGeom prst="rect">
+                            <a:avLst/>
+                          </a:prstGeom>
+                          <a:noFill/>
+                          <a:ln w="6350">
+                            <a:noFill/>
+                          </a:ln>
+                        </wps:spPr>
+                        <wps:txbx>
+                          <w:txbxContent>
+                            <w:p>
+                              <w:pPr>
+                                <w:spacing w:after="160" w:line="254" w:lineRule="auto"/>
+                                <w:rPr>
+                                  <w:rFonts w:ascii="Aptos" w:eastAsia="Aptos" w:hAnsi="Aptos"/>
+                                  <w:b/>
+                                  <w:bCs/>
+                                  <w:sz w:val="56"/>
+                                  <w:szCs w:val="56"/>
+                                  <w14:ligatures w14:val="none"/>
+                                </w:rPr>
+                              </w:pPr>
+                              <w:r>
+                                <w:rPr>
+                                  <w:rFonts w:ascii="Aptos" w:eastAsia="Aptos" w:hAnsi="Aptos"/>
+                                  <w:b/>
+                                  <w:bCs/>
+                                  <w:sz w:val="56"/>
+                                  <w:szCs w:val="56"/>
+                                </w:rPr>
+                                <w:t>8</w:t>
+                              </w:r>
+                            </w:p>
+                          </w:txbxContent>
+                        </wps:txbx>
+                        <wps:bodyPr rot="0" spcFirstLastPara="0" vert="horz" wrap="square" lIns="91440" tIns="45720" rIns="91440" bIns="45720" numCol="1" spcCol="0" rtlCol="0" fromWordArt="0" anchor="t" anchorCtr="0" forceAA="0" compatLnSpc="1">
+                          <a:prstTxWarp prst="textNoShape">
+                            <a:avLst/>
+                          </a:prstTxWarp>
+                          <a:noAutofit/>
+                        </wps:bodyPr>
+                      </wps:wsp>
+                      <wps:wsp>
+                        <wps:cNvPr id="493130950" name="Text Box 1"/>
+                        <wps:cNvSpPr txBox="1"/>
+                        <wps:spPr>
+                          <a:xfrm>
+                            <a:off x="3181575" y="2837615"/>
+                            <a:ext cx="629285" cy="478487"/>
+                          </a:xfrm>
+                          <a:prstGeom prst="rect">
+                            <a:avLst/>
+                          </a:prstGeom>
+                          <a:noFill/>
+                          <a:ln w="6350">
+                            <a:noFill/>
+                          </a:ln>
+                        </wps:spPr>
+                        <wps:txbx>
+                          <w:txbxContent>
+                            <w:p>
+                              <w:pPr>
+                                <w:spacing w:after="160" w:line="254" w:lineRule="auto"/>
+                                <w:rPr>
+                                  <w:rFonts w:ascii="Aptos" w:eastAsia="Aptos" w:hAnsi="Aptos"/>
+                                  <w:b/>
+                                  <w:bCs/>
+                                  <w:sz w:val="56"/>
+                                  <w:szCs w:val="56"/>
+                                  <w14:ligatures w14:val="none"/>
+                                </w:rPr>
+                              </w:pPr>
+                              <w:r>
+                                <w:rPr>
+                                  <w:rFonts w:ascii="Aptos" w:eastAsia="Aptos" w:hAnsi="Aptos"/>
+                                  <w:b/>
+                                  <w:bCs/>
+                                  <w:sz w:val="56"/>
+                                  <w:szCs w:val="56"/>
+                                </w:rPr>
+                                <w:t>9</w:t>
+                              </w:r>
+                            </w:p>
+                          </w:txbxContent>
+                        </wps:txbx>
+                        <wps:bodyPr rot="0" spcFirstLastPara="0" vert="horz" wrap="square" lIns="91440" tIns="45720" rIns="91440" bIns="45720" numCol="1" spcCol="0" rtlCol="0" fromWordArt="0" anchor="t" anchorCtr="0" forceAA="0" compatLnSpc="1">
+                          <a:prstTxWarp prst="textNoShape">
+                            <a:avLst/>
+                          </a:prstTxWarp>
+                          <a:noAutofit/>
+                        </wps:bodyPr>
+                      </wps:wsp>
+                      <wps:wsp>
+                        <wps:cNvPr id="182498588" name="Text Box 1"/>
+                        <wps:cNvSpPr txBox="1"/>
+                        <wps:spPr>
+                          <a:xfrm>
+                            <a:off x="1127144" y="2101850"/>
+                            <a:ext cx="629285" cy="460169"/>
+                          </a:xfrm>
+                          <a:prstGeom prst="rect">
+                            <a:avLst/>
+                          </a:prstGeom>
+                          <a:noFill/>
+                          <a:ln w="6350">
+                            <a:noFill/>
+                          </a:ln>
+                        </wps:spPr>
+                        <wps:txbx>
+                          <w:txbxContent>
+                            <w:p>
+                              <w:pPr>
+                                <w:spacing w:after="160" w:line="254" w:lineRule="auto"/>
+                                <w:rPr>
+                                  <w:rFonts w:ascii="Aptos" w:eastAsia="Aptos" w:hAnsi="Aptos"/>
+                                  <w:b/>
+                                  <w:bCs/>
+                                  <w:sz w:val="56"/>
+                                  <w:szCs w:val="56"/>
+                                  <w14:ligatures w14:val="none"/>
+                                </w:rPr>
+                              </w:pPr>
+                              <w:r>
+                                <w:rPr>
+                                  <w:rFonts w:ascii="Aptos" w:eastAsia="Aptos" w:hAnsi="Aptos"/>
+                                  <w:b/>
+                                  <w:bCs/>
+                                  <w:sz w:val="56"/>
+                                  <w:szCs w:val="56"/>
+                                </w:rPr>
+                                <w:t>3</w:t>
+                              </w:r>
+                            </w:p>
+                          </w:txbxContent>
+                        </wps:txbx>
+                        <wps:bodyPr rot="0" spcFirstLastPara="0" vert="horz" wrap="square" lIns="91440" tIns="45720" rIns="91440" bIns="45720" numCol="1" spcCol="0" rtlCol="0" fromWordArt="0" anchor="t" anchorCtr="0" forceAA="0" compatLnSpc="1">
+                          <a:prstTxWarp prst="textNoShape">
+                            <a:avLst/>
+                          </a:prstTxWarp>
+                          <a:noAutofit/>
+                        </wps:bodyPr>
+                      </wps:wsp>
+                      <wps:wsp>
+                        <wps:cNvPr id="235346533" name="Text Box 1"/>
+                        <wps:cNvSpPr txBox="1"/>
+                        <wps:spPr>
+                          <a:xfrm>
+                            <a:off x="1940603" y="2101850"/>
+                            <a:ext cx="629285" cy="460169"/>
+                          </a:xfrm>
+                          <a:prstGeom prst="rect">
+                            <a:avLst/>
+                          </a:prstGeom>
+                          <a:noFill/>
+                          <a:ln w="6350">
+                            <a:noFill/>
+                          </a:ln>
+                        </wps:spPr>
+                        <wps:txbx>
+                          <w:txbxContent>
+                            <w:p>
+                              <w:pPr>
+                                <w:spacing w:after="160" w:line="254" w:lineRule="auto"/>
+                                <w:rPr>
+                                  <w:rFonts w:ascii="Aptos" w:eastAsia="Aptos" w:hAnsi="Aptos"/>
+                                  <w:b/>
+                                  <w:bCs/>
+                                  <w:sz w:val="56"/>
+                                  <w:szCs w:val="56"/>
+                                  <w14:ligatures w14:val="none"/>
+                                </w:rPr>
+                              </w:pPr>
+                              <w:r>
+                                <w:rPr>
+                                  <w:rFonts w:ascii="Aptos" w:eastAsia="Aptos" w:hAnsi="Aptos"/>
+                                  <w:b/>
+                                  <w:bCs/>
+                                  <w:sz w:val="56"/>
+                                  <w:szCs w:val="56"/>
+                                </w:rPr>
+                                <w:t>4</w:t>
+                              </w:r>
+                            </w:p>
+                          </w:txbxContent>
+                        </wps:txbx>
+                        <wps:bodyPr rot="0" spcFirstLastPara="0" vert="horz" wrap="square" lIns="91440" tIns="45720" rIns="91440" bIns="45720" numCol="1" spcCol="0" rtlCol="0" fromWordArt="0" anchor="t" anchorCtr="0" forceAA="0" compatLnSpc="1">
+                          <a:prstTxWarp prst="textNoShape">
+                            <a:avLst/>
+                          </a:prstTxWarp>
+                          <a:noAutofit/>
+                        </wps:bodyPr>
+                      </wps:wsp>
+                      <wps:wsp>
+                        <wps:cNvPr id="511454621" name="Text Box 1"/>
+                        <wps:cNvSpPr txBox="1"/>
+                        <wps:spPr>
+                          <a:xfrm>
+                            <a:off x="2765939" y="2100158"/>
+                            <a:ext cx="629285" cy="461861"/>
+                          </a:xfrm>
+                          <a:prstGeom prst="rect">
+                            <a:avLst/>
+                          </a:prstGeom>
+                          <a:noFill/>
+                          <a:ln w="6350">
+                            <a:noFill/>
+                          </a:ln>
+                        </wps:spPr>
+                        <wps:txbx>
+                          <w:txbxContent>
+                            <w:p>
+                              <w:pPr>
+                                <w:spacing w:after="160" w:line="254" w:lineRule="auto"/>
+                                <w:rPr>
+                                  <w:rFonts w:ascii="Aptos" w:eastAsia="Aptos" w:hAnsi="Aptos"/>
+                                  <w:b/>
+                                  <w:bCs/>
+                                  <w:sz w:val="56"/>
+                                  <w:szCs w:val="56"/>
+                                  <w14:ligatures w14:val="none"/>
+                                </w:rPr>
+                              </w:pPr>
+                              <w:r>
+                                <w:rPr>
+                                  <w:rFonts w:ascii="Aptos" w:eastAsia="Aptos" w:hAnsi="Aptos"/>
+                                  <w:b/>
+                                  <w:bCs/>
+                                  <w:sz w:val="56"/>
+                                  <w:szCs w:val="56"/>
+                                </w:rPr>
+                                <w:t>5</w:t>
+                              </w:r>
+                            </w:p>
+                          </w:txbxContent>
+                        </wps:txbx>
+                        <wps:bodyPr rot="0" spcFirstLastPara="0" vert="horz" wrap="square" lIns="91440" tIns="45720" rIns="91440" bIns="45720" numCol="1" spcCol="0" rtlCol="0" fromWordArt="0" anchor="t" anchorCtr="0" forceAA="0" compatLnSpc="1">
+                          <a:prstTxWarp prst="textNoShape">
+                            <a:avLst/>
+                          </a:prstTxWarp>
+                          <a:noAutofit/>
+                        </wps:bodyPr>
+                      </wps:wsp>
+                      <wps:wsp>
+                        <wps:cNvPr id="1841393557" name="Text Box 1"/>
+                        <wps:cNvSpPr txBox="1"/>
+                        <wps:spPr>
+                          <a:xfrm>
+                            <a:off x="1530905" y="1367785"/>
+                            <a:ext cx="629285" cy="487652"/>
+                          </a:xfrm>
+                          <a:prstGeom prst="rect">
+                            <a:avLst/>
+                          </a:prstGeom>
+                          <a:noFill/>
+                          <a:ln w="6350">
+                            <a:noFill/>
+                          </a:ln>
+                        </wps:spPr>
+                        <wps:txbx>
+                          <w:txbxContent>
+                            <w:p>
+                              <w:pPr>
+                                <w:spacing w:after="160" w:line="254" w:lineRule="auto"/>
+                                <w:rPr>
+                                  <w:rFonts w:ascii="Aptos" w:eastAsia="Aptos" w:hAnsi="Aptos"/>
+                                  <w:b/>
+                                  <w:bCs/>
+                                  <w:sz w:val="56"/>
+                                  <w:szCs w:val="56"/>
+                                  <w14:ligatures w14:val="none"/>
+                                </w:rPr>
+                              </w:pPr>
+                              <w:r>
+                                <w:rPr>
+                                  <w:rFonts w:ascii="Aptos" w:eastAsia="Aptos" w:hAnsi="Aptos"/>
+                                  <w:b/>
+                                  <w:bCs/>
+                                  <w:sz w:val="56"/>
+                                  <w:szCs w:val="56"/>
+                                </w:rPr>
+                                <w:t>1</w:t>
+                              </w:r>
+                            </w:p>
+                          </w:txbxContent>
+                        </wps:txbx>
+                        <wps:bodyPr rot="0" spcFirstLastPara="0" vert="horz" wrap="square" lIns="91440" tIns="45720" rIns="91440" bIns="45720" numCol="1" spcCol="0" rtlCol="0" fromWordArt="0" anchor="t" anchorCtr="0" forceAA="0" compatLnSpc="1">
+                          <a:prstTxWarp prst="textNoShape">
+                            <a:avLst/>
+                          </a:prstTxWarp>
+                          <a:noAutofit/>
+                        </wps:bodyPr>
+                      </wps:wsp>
+                      <wps:wsp>
+                        <wps:cNvPr id="205803869" name="Text Box 1"/>
+                        <wps:cNvSpPr txBox="1"/>
+                        <wps:spPr>
+                          <a:xfrm>
+                            <a:off x="2356240" y="1363540"/>
+                            <a:ext cx="629285" cy="450333"/>
+                          </a:xfrm>
+                          <a:prstGeom prst="rect">
+                            <a:avLst/>
+                          </a:prstGeom>
+                          <a:noFill/>
+                          <a:ln w="6350">
+                            <a:noFill/>
+                          </a:ln>
+                        </wps:spPr>
+                        <wps:txbx>
+                          <w:txbxContent>
+                            <w:p>
+                              <w:pPr>
+                                <w:spacing w:after="160" w:line="254" w:lineRule="auto"/>
+                                <w:rPr>
+                                  <w:rFonts w:ascii="Aptos" w:eastAsia="Aptos" w:hAnsi="Aptos"/>
+                                  <w:b/>
+                                  <w:bCs/>
+                                  <w:sz w:val="56"/>
+                                  <w:szCs w:val="56"/>
+                                  <w14:ligatures w14:val="none"/>
+                                </w:rPr>
+                              </w:pPr>
+                              <w:r>
+                                <w:rPr>
+                                  <w:rFonts w:ascii="Aptos" w:eastAsia="Aptos" w:hAnsi="Aptos"/>
+                                  <w:b/>
+                                  <w:bCs/>
+                                  <w:sz w:val="56"/>
+                                  <w:szCs w:val="56"/>
+                                </w:rPr>
+                                <w:t>2</w:t>
+                              </w:r>
+                            </w:p>
+                          </w:txbxContent>
+                        </wps:txbx>
+                        <wps:bodyPr rot="0" spcFirstLastPara="0" vert="horz" wrap="square" lIns="91440" tIns="45720" rIns="91440" bIns="45720" numCol="1" spcCol="0" rtlCol="0" fromWordArt="0" anchor="t" anchorCtr="0" forceAA="0" compatLnSpc="1">
+                          <a:prstTxWarp prst="textNoShape">
+                            <a:avLst/>
+                          </a:prstTxWarp>
+                          <a:noAutofit/>
+                        </wps:bodyPr>
+                      </wps:wsp>
+                      <wps:wsp>
+                        <wps:cNvPr id="689869114" name="Oval 689869114"/>
+                        <wps:cNvSpPr/>
+                        <wps:spPr>
+                          <a:xfrm>
+                            <a:off x="1984555" y="3564890"/>
+                            <a:ext cx="548640" cy="548640"/>
+                          </a:xfrm>
+                          <a:prstGeom prst="ellipse">
+                            <a:avLst/>
+                          </a:prstGeom>
+                          <a:solidFill>
+                            <a:schemeClr val="accent1">
+                              <a:alpha val="90000"/>
+                            </a:schemeClr>
+                          </a:solidFill>
+                        </wps:spPr>
+                        <wps:style>
+                          <a:lnRef idx="2">
+                            <a:schemeClr val="accent1">
+                              <a:shade val="15000"/>
+                            </a:schemeClr>
+                          </a:lnRef>
+                          <a:fillRef idx="1">
+                            <a:schemeClr val="accent1"/>
+                          </a:fillRef>
+                          <a:effectRef idx="0">
+                            <a:schemeClr val="accent1"/>
+                          </a:effectRef>
+                          <a:fontRef idx="minor">
+                            <a:schemeClr val="lt1"/>
+                          </a:fontRef>
+                        </wps:style>
+                        <wps:bodyPr rot="0" spcFirstLastPara="0" vert="horz" wrap="square" lIns="91440" tIns="45720" rIns="91440" bIns="45720" numCol="1" spcCol="0" rtlCol="0" fromWordArt="0" anchor="ctr" anchorCtr="0" forceAA="0" compatLnSpc="1">
+                          <a:prstTxWarp prst="textNoShape">
+                            <a:avLst/>
+                          </a:prstTxWarp>
+                          <a:noAutofit/>
+                        </wps:bodyPr>
+                      </wps:wsp>
+                      <wps:wsp>
+                        <wps:cNvPr id="1910270995" name="Oval 1910270995"/>
+                        <wps:cNvSpPr/>
+                        <wps:spPr>
+                          <a:xfrm>
+                            <a:off x="338635" y="3564890"/>
+                            <a:ext cx="548640" cy="548640"/>
+                          </a:xfrm>
+                          <a:prstGeom prst="ellipse">
+                            <a:avLst/>
+                          </a:prstGeom>
+                          <a:solidFill>
+                            <a:schemeClr val="accent1">
+                              <a:alpha val="90000"/>
+                            </a:schemeClr>
+                          </a:solidFill>
+                        </wps:spPr>
+                        <wps:style>
+                          <a:lnRef idx="2">
+                            <a:schemeClr val="accent1">
+                              <a:shade val="15000"/>
+                            </a:schemeClr>
+                          </a:lnRef>
+                          <a:fillRef idx="1">
+                            <a:schemeClr val="accent1"/>
+                          </a:fillRef>
+                          <a:effectRef idx="0">
+                            <a:schemeClr val="accent1"/>
+                          </a:effectRef>
+                          <a:fontRef idx="minor">
+                            <a:schemeClr val="lt1"/>
+                          </a:fontRef>
+                        </wps:style>
+                        <wps:bodyPr rot="0" spcFirstLastPara="0" vert="horz" wrap="square" lIns="91440" tIns="45720" rIns="91440" bIns="45720" numCol="1" spcCol="0" rtlCol="0" fromWordArt="0" anchor="ctr" anchorCtr="0" forceAA="0" compatLnSpc="1">
+                          <a:prstTxWarp prst="textNoShape">
+                            <a:avLst/>
+                          </a:prstTxWarp>
+                          <a:noAutofit/>
+                        </wps:bodyPr>
+                      </wps:wsp>
+                      <wps:wsp>
+                        <wps:cNvPr id="247368205" name="Oval 247368205"/>
+                        <wps:cNvSpPr/>
+                        <wps:spPr>
+                          <a:xfrm>
+                            <a:off x="750115" y="2837615"/>
+                            <a:ext cx="548640" cy="548640"/>
+                          </a:xfrm>
+                          <a:prstGeom prst="ellipse">
+                            <a:avLst/>
+                          </a:prstGeom>
+                          <a:solidFill>
+                            <a:schemeClr val="accent1">
+                              <a:alpha val="90000"/>
+                            </a:schemeClr>
+                          </a:solidFill>
+                        </wps:spPr>
+                        <wps:style>
+                          <a:lnRef idx="2">
+                            <a:schemeClr val="accent1">
+                              <a:shade val="15000"/>
+                            </a:schemeClr>
+                          </a:lnRef>
+                          <a:fillRef idx="1">
+                            <a:schemeClr val="accent1"/>
+                          </a:fillRef>
+                          <a:effectRef idx="0">
+                            <a:schemeClr val="accent1"/>
+                          </a:effectRef>
+                          <a:fontRef idx="minor">
+                            <a:schemeClr val="lt1"/>
+                          </a:fontRef>
+                        </wps:style>
+                        <wps:bodyPr rot="0" spcFirstLastPara="0" vert="horz" wrap="square" lIns="91440" tIns="45720" rIns="91440" bIns="45720" numCol="1" spcCol="0" rtlCol="0" fromWordArt="0" anchor="ctr" anchorCtr="0" forceAA="0" compatLnSpc="1">
+                          <a:prstTxWarp prst="textNoShape">
+                            <a:avLst/>
+                          </a:prstTxWarp>
+                          <a:noAutofit/>
+                        </wps:bodyPr>
+                      </wps:wsp>
+                      <wps:wsp>
+                        <wps:cNvPr id="34413355" name="Oval 34413355"/>
+                        <wps:cNvSpPr/>
+                        <wps:spPr>
+                          <a:xfrm>
+                            <a:off x="3218995" y="2837615"/>
+                            <a:ext cx="548640" cy="548640"/>
+                          </a:xfrm>
+                          <a:prstGeom prst="ellipse">
+                            <a:avLst/>
+                          </a:prstGeom>
+                          <a:solidFill>
+                            <a:schemeClr val="accent1">
+                              <a:alpha val="90000"/>
+                            </a:schemeClr>
+                          </a:solidFill>
+                        </wps:spPr>
+                        <wps:style>
+                          <a:lnRef idx="2">
+                            <a:schemeClr val="accent1">
+                              <a:shade val="15000"/>
+                            </a:schemeClr>
+                          </a:lnRef>
+                          <a:fillRef idx="1">
+                            <a:schemeClr val="accent1"/>
+                          </a:fillRef>
+                          <a:effectRef idx="0">
+                            <a:schemeClr val="accent1"/>
+                          </a:effectRef>
+                          <a:fontRef idx="minor">
+                            <a:schemeClr val="lt1"/>
+                          </a:fontRef>
+                        </wps:style>
+                        <wps:bodyPr rot="0" spcFirstLastPara="0" vert="horz" wrap="square" lIns="91440" tIns="45720" rIns="91440" bIns="45720" numCol="1" spcCol="0" rtlCol="0" fromWordArt="0" anchor="ctr" anchorCtr="0" forceAA="0" compatLnSpc="1">
+                          <a:prstTxWarp prst="textNoShape">
+                            <a:avLst/>
+                          </a:prstTxWarp>
+                          <a:noAutofit/>
+                        </wps:bodyPr>
+                      </wps:wsp>
+                      <wps:wsp>
+                        <wps:cNvPr id="529205110" name="Oval 529205110"/>
+                        <wps:cNvSpPr/>
+                        <wps:spPr>
+                          <a:xfrm>
+                            <a:off x="2815649" y="2100158"/>
+                            <a:ext cx="548640" cy="548640"/>
+                          </a:xfrm>
+                          <a:prstGeom prst="ellipse">
+                            <a:avLst/>
+                          </a:prstGeom>
+                          <a:solidFill>
+                            <a:schemeClr val="accent1">
+                              <a:alpha val="90000"/>
+                            </a:schemeClr>
+                          </a:solidFill>
+                        </wps:spPr>
+                        <wps:style>
+                          <a:lnRef idx="2">
+                            <a:schemeClr val="accent1">
+                              <a:shade val="15000"/>
+                            </a:schemeClr>
+                          </a:lnRef>
+                          <a:fillRef idx="1">
+                            <a:schemeClr val="accent1"/>
+                          </a:fillRef>
+                          <a:effectRef idx="0">
+                            <a:schemeClr val="accent1"/>
+                          </a:effectRef>
+                          <a:fontRef idx="minor">
+                            <a:schemeClr val="lt1"/>
+                          </a:fontRef>
+                        </wps:style>
+                        <wps:bodyPr rot="0" spcFirstLastPara="0" vert="horz" wrap="square" lIns="91440" tIns="45720" rIns="91440" bIns="45720" numCol="1" spcCol="0" rtlCol="0" fromWordArt="0" anchor="ctr" anchorCtr="0" forceAA="0" compatLnSpc="1">
+                          <a:prstTxWarp prst="textNoShape">
+                            <a:avLst/>
+                          </a:prstTxWarp>
+                          <a:noAutofit/>
+                        </wps:bodyPr>
+                      </wps:wsp>
+                      <wps:wsp>
+                        <wps:cNvPr id="793356039" name="Oval 793356039"/>
+                        <wps:cNvSpPr/>
+                        <wps:spPr>
+                          <a:xfrm>
+                            <a:off x="2807515" y="3564890"/>
+                            <a:ext cx="548640" cy="548640"/>
+                          </a:xfrm>
+                          <a:prstGeom prst="ellipse">
+                            <a:avLst/>
+                          </a:prstGeom>
+                          <a:solidFill>
+                            <a:schemeClr val="accent1">
+                              <a:alpha val="90000"/>
+                            </a:schemeClr>
+                          </a:solidFill>
+                        </wps:spPr>
+                        <wps:style>
+                          <a:lnRef idx="2">
+                            <a:schemeClr val="accent1">
+                              <a:shade val="15000"/>
+                            </a:schemeClr>
+                          </a:lnRef>
+                          <a:fillRef idx="1">
+                            <a:schemeClr val="accent1"/>
+                          </a:fillRef>
+                          <a:effectRef idx="0">
+                            <a:schemeClr val="accent1"/>
+                          </a:effectRef>
+                          <a:fontRef idx="minor">
+                            <a:schemeClr val="lt1"/>
+                          </a:fontRef>
+                        </wps:style>
+                        <wps:bodyPr rot="0" spcFirstLastPara="0" vert="horz" wrap="square" lIns="91440" tIns="45720" rIns="91440" bIns="45720" numCol="1" spcCol="0" rtlCol="0" fromWordArt="0" anchor="ctr" anchorCtr="0" forceAA="0" compatLnSpc="1">
+                          <a:prstTxWarp prst="textNoShape">
+                            <a:avLst/>
+                          </a:prstTxWarp>
+                          <a:noAutofit/>
+                        </wps:bodyPr>
+                      </wps:wsp>
+                      <wps:wsp>
+                        <wps:cNvPr id="772750182" name="Oval 772750182"/>
+                        <wps:cNvSpPr/>
+                        <wps:spPr>
+                          <a:xfrm>
+                            <a:off x="1573075" y="2833370"/>
+                            <a:ext cx="548640" cy="548640"/>
+                          </a:xfrm>
+                          <a:prstGeom prst="ellipse">
+                            <a:avLst/>
+                          </a:prstGeom>
+                          <a:solidFill>
+                            <a:schemeClr val="accent1">
+                              <a:alpha val="90000"/>
+                            </a:schemeClr>
+                          </a:solidFill>
+                        </wps:spPr>
+                        <wps:style>
+                          <a:lnRef idx="2">
+                            <a:schemeClr val="accent1">
+                              <a:shade val="15000"/>
+                            </a:schemeClr>
+                          </a:lnRef>
+                          <a:fillRef idx="1">
+                            <a:schemeClr val="accent1"/>
+                          </a:fillRef>
+                          <a:effectRef idx="0">
+                            <a:schemeClr val="accent1"/>
+                          </a:effectRef>
+                          <a:fontRef idx="minor">
+                            <a:schemeClr val="lt1"/>
+                          </a:fontRef>
+                        </wps:style>
+                        <wps:bodyPr rot="0" spcFirstLastPara="0" vert="horz" wrap="square" lIns="91440" tIns="45720" rIns="91440" bIns="45720" numCol="1" spcCol="0" rtlCol="0" fromWordArt="0" anchor="ctr" anchorCtr="0" forceAA="0" compatLnSpc="1">
+                          <a:prstTxWarp prst="textNoShape">
+                            <a:avLst/>
+                          </a:prstTxWarp>
+                          <a:noAutofit/>
+                        </wps:bodyPr>
+                      </wps:wsp>
+                      <wps:wsp>
+                        <wps:cNvPr id="158215182" name="Oval 158215182"/>
+                        <wps:cNvSpPr/>
+                        <wps:spPr>
+                          <a:xfrm>
+                            <a:off x="2398840" y="2837615"/>
+                            <a:ext cx="548640" cy="548640"/>
+                          </a:xfrm>
+                          <a:prstGeom prst="ellipse">
+                            <a:avLst/>
+                          </a:prstGeom>
+                          <a:solidFill>
+                            <a:schemeClr val="accent1">
+                              <a:alpha val="90000"/>
+                            </a:schemeClr>
+                          </a:solidFill>
+                        </wps:spPr>
+                        <wps:style>
+                          <a:lnRef idx="2">
+                            <a:schemeClr val="accent1">
+                              <a:shade val="15000"/>
+                            </a:schemeClr>
+                          </a:lnRef>
+                          <a:fillRef idx="1">
+                            <a:schemeClr val="accent1"/>
+                          </a:fillRef>
+                          <a:effectRef idx="0">
+                            <a:schemeClr val="accent1"/>
+                          </a:effectRef>
+                          <a:fontRef idx="minor">
+                            <a:schemeClr val="lt1"/>
+                          </a:fontRef>
+                        </wps:style>
+                        <wps:bodyPr rot="0" spcFirstLastPara="0" vert="horz" wrap="square" lIns="91440" tIns="45720" rIns="91440" bIns="45720" numCol="1" spcCol="0" rtlCol="0" fromWordArt="0" anchor="ctr" anchorCtr="0" forceAA="0" compatLnSpc="1">
+                          <a:prstTxWarp prst="textNoShape">
+                            <a:avLst/>
+                          </a:prstTxWarp>
+                          <a:noAutofit/>
+                        </wps:bodyPr>
+                      </wps:wsp>
+                      <wps:wsp>
+                        <wps:cNvPr id="247650434" name="Oval 247650434"/>
+                        <wps:cNvSpPr/>
+                        <wps:spPr>
+                          <a:xfrm>
+                            <a:off x="1575880" y="1363540"/>
+                            <a:ext cx="548640" cy="548640"/>
+                          </a:xfrm>
+                          <a:prstGeom prst="ellipse">
+                            <a:avLst/>
+                          </a:prstGeom>
+                          <a:solidFill>
+                            <a:schemeClr val="accent1">
+                              <a:alpha val="90000"/>
+                            </a:schemeClr>
+                          </a:solidFill>
+                        </wps:spPr>
+                        <wps:style>
+                          <a:lnRef idx="2">
+                            <a:schemeClr val="accent1">
+                              <a:shade val="15000"/>
+                            </a:schemeClr>
+                          </a:lnRef>
+                          <a:fillRef idx="1">
+                            <a:schemeClr val="accent1"/>
+                          </a:fillRef>
+                          <a:effectRef idx="0">
+                            <a:schemeClr val="accent1"/>
+                          </a:effectRef>
+                          <a:fontRef idx="minor">
+                            <a:schemeClr val="lt1"/>
+                          </a:fontRef>
+                        </wps:style>
+                        <wps:bodyPr rot="0" spcFirstLastPara="0" vert="horz" wrap="square" lIns="91440" tIns="45720" rIns="91440" bIns="45720" numCol="1" spcCol="0" rtlCol="0" fromWordArt="0" anchor="ctr" anchorCtr="0" forceAA="0" compatLnSpc="1">
+                          <a:prstTxWarp prst="textNoShape">
+                            <a:avLst/>
+                          </a:prstTxWarp>
+                          <a:noAutofit/>
+                        </wps:bodyPr>
+                      </wps:wsp>
+                      <wps:wsp>
+                        <wps:cNvPr id="1393843251" name="Oval 1393843251"/>
+                        <wps:cNvSpPr/>
+                        <wps:spPr>
+                          <a:xfrm>
+                            <a:off x="2391980" y="1363540"/>
+                            <a:ext cx="548640" cy="548640"/>
+                          </a:xfrm>
+                          <a:prstGeom prst="ellipse">
+                            <a:avLst/>
+                          </a:prstGeom>
+                          <a:solidFill>
+                            <a:schemeClr val="accent1">
+                              <a:alpha val="90000"/>
+                            </a:schemeClr>
+                          </a:solidFill>
+                        </wps:spPr>
+                        <wps:style>
+                          <a:lnRef idx="2">
+                            <a:schemeClr val="accent1">
+                              <a:shade val="15000"/>
+                            </a:schemeClr>
+                          </a:lnRef>
+                          <a:fillRef idx="1">
+                            <a:schemeClr val="accent1"/>
+                          </a:fillRef>
+                          <a:effectRef idx="0">
+                            <a:schemeClr val="accent1"/>
+                          </a:effectRef>
+                          <a:fontRef idx="minor">
+                            <a:schemeClr val="lt1"/>
+                          </a:fontRef>
+                        </wps:style>
+                        <wps:bodyPr rot="0" spcFirstLastPara="0" vert="horz" wrap="square" lIns="91440" tIns="45720" rIns="91440" bIns="45720" numCol="1" spcCol="0" rtlCol="0" fromWordArt="0" anchor="ctr" anchorCtr="0" forceAA="0" compatLnSpc="1">
+                          <a:prstTxWarp prst="textNoShape">
+                            <a:avLst/>
+                          </a:prstTxWarp>
+                          <a:noAutofit/>
+                        </wps:bodyPr>
+                      </wps:wsp>
+                      <wps:wsp>
+                        <wps:cNvPr id="1675720494" name="Oval 1675720494"/>
+                        <wps:cNvSpPr/>
+                        <wps:spPr>
+                          <a:xfrm>
+                            <a:off x="1988682" y="2100158"/>
+                            <a:ext cx="548640" cy="548640"/>
+                          </a:xfrm>
+                          <a:prstGeom prst="ellipse">
+                            <a:avLst/>
+                          </a:prstGeom>
+                          <a:solidFill>
+                            <a:schemeClr val="accent1">
+                              <a:alpha val="90000"/>
+                            </a:schemeClr>
+                          </a:solidFill>
+                        </wps:spPr>
+                        <wps:style>
+                          <a:lnRef idx="2">
+                            <a:schemeClr val="accent1">
+                              <a:shade val="15000"/>
+                            </a:schemeClr>
+                          </a:lnRef>
+                          <a:fillRef idx="1">
+                            <a:schemeClr val="accent1"/>
+                          </a:fillRef>
+                          <a:effectRef idx="0">
+                            <a:schemeClr val="accent1"/>
+                          </a:effectRef>
+                          <a:fontRef idx="minor">
+                            <a:schemeClr val="lt1"/>
+                          </a:fontRef>
+                        </wps:style>
+                        <wps:bodyPr rot="0" spcFirstLastPara="0" vert="horz" wrap="square" lIns="91440" tIns="45720" rIns="91440" bIns="45720" numCol="1" spcCol="0" rtlCol="0" fromWordArt="0" anchor="ctr" anchorCtr="0" forceAA="0" compatLnSpc="1">
+                          <a:prstTxWarp prst="textNoShape">
+                            <a:avLst/>
+                          </a:prstTxWarp>
+                          <a:noAutofit/>
+                        </wps:bodyPr>
+                      </wps:wsp>
+                      <wps:wsp>
+                        <wps:cNvPr id="1559126540" name="Oval 1559126540"/>
+                        <wps:cNvSpPr/>
+                        <wps:spPr>
+                          <a:xfrm>
+                            <a:off x="1163559" y="3564890"/>
+                            <a:ext cx="548640" cy="548640"/>
+                          </a:xfrm>
+                          <a:prstGeom prst="ellipse">
+                            <a:avLst/>
+                          </a:prstGeom>
+                          <a:solidFill>
+                            <a:schemeClr val="accent1">
+                              <a:alpha val="90000"/>
+                            </a:schemeClr>
+                          </a:solidFill>
+                        </wps:spPr>
+                        <wps:style>
+                          <a:lnRef idx="2">
+                            <a:schemeClr val="accent1">
+                              <a:shade val="15000"/>
+                            </a:schemeClr>
+                          </a:lnRef>
+                          <a:fillRef idx="1">
+                            <a:schemeClr val="accent1"/>
+                          </a:fillRef>
+                          <a:effectRef idx="0">
+                            <a:schemeClr val="accent1"/>
+                          </a:effectRef>
+                          <a:fontRef idx="minor">
+                            <a:schemeClr val="lt1"/>
+                          </a:fontRef>
+                        </wps:style>
+                        <wps:bodyPr rot="0" spcFirstLastPara="0" vert="horz" wrap="square" lIns="91440" tIns="45720" rIns="91440" bIns="45720" numCol="1" spcCol="0" rtlCol="0" fromWordArt="0" anchor="ctr" anchorCtr="0" forceAA="0" compatLnSpc="1">
+                          <a:prstTxWarp prst="textNoShape">
+                            <a:avLst/>
+                          </a:prstTxWarp>
+                          <a:noAutofit/>
+                        </wps:bodyPr>
+                      </wps:wsp>
+                      <wps:wsp>
+                        <wps:cNvPr id="1075845892" name="Oval 1075845892"/>
+                        <wps:cNvSpPr/>
+                        <wps:spPr>
+                          <a:xfrm>
+                            <a:off x="1161595" y="2101850"/>
+                            <a:ext cx="548640" cy="548640"/>
+                          </a:xfrm>
+                          <a:prstGeom prst="ellipse">
+                            <a:avLst/>
+                          </a:prstGeom>
+                          <a:solidFill>
+                            <a:schemeClr val="accent1">
+                              <a:alpha val="90000"/>
+                            </a:schemeClr>
+                          </a:solidFill>
+                        </wps:spPr>
+                        <wps:style>
+                          <a:lnRef idx="2">
+                            <a:schemeClr val="accent1">
+                              <a:shade val="15000"/>
+                            </a:schemeClr>
+                          </a:lnRef>
+                          <a:fillRef idx="1">
+                            <a:schemeClr val="accent1"/>
+                          </a:fillRef>
+                          <a:effectRef idx="0">
+                            <a:schemeClr val="accent1"/>
+                          </a:effectRef>
+                          <a:fontRef idx="minor">
+                            <a:schemeClr val="lt1"/>
+                          </a:fontRef>
+                        </wps:style>
+                        <wps:bodyPr rot="0" spcFirstLastPara="0" vert="horz" wrap="square" lIns="91440" tIns="45720" rIns="91440" bIns="45720" numCol="1" spcCol="0" rtlCol="0" fromWordArt="0" anchor="ctr" anchorCtr="0" forceAA="0" compatLnSpc="1">
+                          <a:prstTxWarp prst="textNoShape">
+                            <a:avLst/>
+                          </a:prstTxWarp>
+                          <a:noAutofit/>
+                        </wps:bodyPr>
+                      </wps:wsp>
+                      <wps:wsp>
+                        <wps:cNvPr id="489821041" name="Straight Connector 489821041"/>
+                        <wps:cNvCnPr/>
+                        <wps:spPr>
+                          <a:xfrm>
+                            <a:off x="4179115" y="1886146"/>
+                            <a:ext cx="804355" cy="1553804"/>
+                          </a:xfrm>
+                          <a:prstGeom prst="line">
+                            <a:avLst/>
+                          </a:prstGeom>
+                          <a:ln w="50800">
+                            <a:solidFill>
+                              <a:srgbClr val="EE0000"/>
+                            </a:solidFill>
+                          </a:ln>
+                        </wps:spPr>
+                        <wps:style>
+                          <a:lnRef idx="1">
+                            <a:schemeClr val="accent1"/>
+                          </a:lnRef>
+                          <a:fillRef idx="0">
+                            <a:schemeClr val="accent1"/>
+                          </a:fillRef>
+                          <a:effectRef idx="0">
+                            <a:schemeClr val="accent1"/>
+                          </a:effectRef>
+                          <a:fontRef idx="minor">
+                            <a:schemeClr val="tx1"/>
+                          </a:fontRef>
+                        </wps:style>
+                        <wps:bodyPr/>
+                      </wps:wsp>
+                      <wps:wsp>
+                        <wps:cNvPr id="1478499271" name="Straight Connector 1478499271"/>
+                        <wps:cNvCnPr/>
+                        <wps:spPr>
+                          <a:xfrm flipH="1">
+                            <a:off x="4371260" y="1500099"/>
+                            <a:ext cx="825335" cy="1500276"/>
+                          </a:xfrm>
+                          <a:prstGeom prst="line">
+                            <a:avLst/>
+                          </a:prstGeom>
+                          <a:ln w="50800">
+                            <a:solidFill>
+                              <a:srgbClr val="00B050"/>
+                            </a:solidFill>
+                          </a:ln>
+                        </wps:spPr>
+                        <wps:style>
+                          <a:lnRef idx="1">
+                            <a:schemeClr val="accent1"/>
+                          </a:lnRef>
+                          <a:fillRef idx="0">
+                            <a:schemeClr val="accent1"/>
+                          </a:fillRef>
+                          <a:effectRef idx="0">
+                            <a:schemeClr val="accent1"/>
+                          </a:effectRef>
+                          <a:fontRef idx="minor">
+                            <a:schemeClr val="tx1"/>
+                          </a:fontRef>
+                        </wps:style>
+                        <wps:bodyPr/>
+                      </wps:wsp>
+                      <wps:wsp>
+                        <wps:cNvPr id="1077438942" name="Straight Connector 1077438942"/>
+                        <wps:cNvCnPr/>
+                        <wps:spPr>
+                          <a:xfrm>
+                            <a:off x="3548144" y="1500099"/>
+                            <a:ext cx="1493520" cy="0"/>
+                          </a:xfrm>
+                          <a:prstGeom prst="line">
+                            <a:avLst/>
+                          </a:prstGeom>
+                          <a:ln w="50800">
+                            <a:solidFill>
+                              <a:srgbClr val="00B050"/>
+                            </a:solidFill>
+                            <a:headEnd type="none"/>
+                            <a:tailEnd type="triangle"/>
+                          </a:ln>
+                        </wps:spPr>
+                        <wps:style>
+                          <a:lnRef idx="1">
+                            <a:schemeClr val="accent1"/>
+                          </a:lnRef>
+                          <a:fillRef idx="0">
+                            <a:schemeClr val="accent1"/>
+                          </a:fillRef>
+                          <a:effectRef idx="0">
+                            <a:schemeClr val="accent1"/>
+                          </a:effectRef>
+                          <a:fontRef idx="minor">
+                            <a:schemeClr val="tx1"/>
+                          </a:fontRef>
+                        </wps:style>
+                        <wps:bodyPr/>
+                      </wps:wsp>
+                    </wpc:wpc>
+                  </a:graphicData>
+                </a:graphic>
+              </wp:inline>
+            </w:drawing>
+          </mc:Choice>
+          <mc:Fallback>
+            <w:pict>
+              <v:group w14:anchorId="67E1D8DD" id="Canvas 3" o:spid="_x0000_s1026" editas="canvas" style="width:410.35pt;height:421.2pt;mso-position-horizontal-relative:char;mso-position-vertical-relative:line" coordsize="52114,53492" o:gfxdata="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">
+                <v:shapetype id="_x0000_t75" coordsize="21600,21600" o:spt="75" o:preferrelative="t" path="m@4@5l@4@11@9@11@9@5xe" filled="f" stroked="f">
+                  <v:stroke joinstyle="miter"/>
+                  <v:formulas>
+                    <v:f eqn="if lineDrawn pixelLineWidth 0"/>
+                    <v:f eqn="sum @0 1 0"/>
+                    <v:f eqn="sum 0 0 @1"/>
+                    <v:f eqn="prod @2 1 2"/>
+                    <v:f eqn="prod @3 21600 pixelWidth"/>
+                    <v:f eqn="prod @3 21600 pixelHeight"/>
+                    <v:f eqn="sum @0 0 1"/>
+                    <v:f eqn="prod @6 1 2"/>
+                    <v:f eqn="prod @7 21600 pixelWidth"/>
+                    <v:f eqn="sum @8 21600 0"/>
+                    <v:f eqn="prod @7 21600 pixelHeight"/>
+                    <v:f eqn="sum @10 21600 0"/>
+                  </v:formulas>
+                  <v:path o:extrusionok="f" gradientshapeok="t" o:connecttype="rect"/>
+                  <o:lock v:ext="edit" aspectratio="t"/>
+                </v:shapetype>
+                <v:shape id="_x0000_s1027" type="#_x0000_t75" style="position:absolute;width:52114;height:53492;visibility:visible;mso-wrap-style:square">
+                  <v:fill o:detectmouseclick="t"/>
+                  <v:path o:connecttype="none"/>
+                </v:shape>
+                <v:shapetype id="_x0000_t5" coordsize="21600,21600" o:spt="5" adj="10800" path="m@0,l,21600r21600,xe">
+                  <v:stroke joinstyle="miter"/>
+                  <v:formulas>
+                    <v:f eqn="val #0"/>
+                    <v:f eqn="prod #0 1 2"/>
+                    <v:f eqn="sum @1 10800 0"/>
+                  </v:formulas>
+                  <v:path gradientshapeok="t" o:connecttype="custom" o:connectlocs="@0,0;@1,10800;0,21600;10800,21600;21600,21600;@2,10800" textboxrect="0,10800,10800,18000;5400,10800,16200,18000;10800,10800,21600,18000;0,7200,7200,21600;7200,7200,14400,21600;14400,7200,21600,21600"/>
+                  <v:handles>
+                    <v:h position="#0,topLeft" xrange="0,21600"/>
+                  </v:handles>
+                </v:shapetype>
+                <v:shape id="Isosceles Triangle 1597856915" o:spid="_x0000_s1028" type="#_x0000_t5" style="position:absolute;top:2809;width:45256;height:39021;visibility:visible;mso-wrap-style:square;v-text-anchor:middle" o:gfxdata="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" fillcolor="#fae2d5 [661]" strokecolor="#030e13 [484]" strokeweight="1pt"/>
+                <v:oval id="Oval 494796641" o:spid="_x0000_s1029" style="position:absolute;left:3386;top:35648;width:5486;height:5487;visibility:visible;mso-wrap-style:square;v-text-anchor:middle" o:gfxdata="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" fillcolor="white [3212]" strokecolor="#030e13 [484]" strokeweight="1pt">
+                  <v:stroke joinstyle="miter"/>
+                </v:oval>
+                <v:oval id="Oval 2085477394" o:spid="_x0000_s1030" style="position:absolute;left:11615;top:35648;width:5487;height:5487;visibility:visible;mso-wrap-style:square;v-text-anchor:middle" o:gfxdata="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" fillcolor="white [3212]" strokecolor="#030e13 [484]" strokeweight="1pt">
+                  <v:stroke joinstyle="miter"/>
+                </v:oval>
+                <v:oval id="Oval 848334272" o:spid="_x0000_s1031" style="position:absolute;left:19845;top:35648;width:5486;height:5487;visibility:visible;mso-wrap-style:square;v-text-anchor:middle" o:gfxdata="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" fillcolor="white [3212]" strokecolor="#030e13 [484]" strokeweight="1pt">
+                  <v:stroke joinstyle="miter"/>
+                </v:oval>
+                <v:oval id="Oval 256810249" o:spid="_x0000_s1032" style="position:absolute;left:28075;top:35648;width:5486;height:5487;visibility:visible;mso-wrap-style:square;v-text-anchor:middle" o:gfxdata="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" fillcolor="white [3212]" strokecolor="#030e13 [484]" strokeweight="1pt">
+                  <v:stroke joinstyle="miter"/>
+                </v:oval>
+                <v:oval id="Oval 497515258" o:spid="_x0000_s1033" style="position:absolute;left:36304;top:35648;width:5487;height:5487;visibility:visible;mso-wrap-style:square;v-text-anchor:middle" o:gfxdata="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" fillcolor="white [3212]" strokecolor="#030e13 [484]" strokeweight="1pt">
+                  <v:stroke joinstyle="miter"/>
+                </v:oval>
+                <v:oval id="Oval 514130020" o:spid="_x0000_s1034" style="position:absolute;left:7501;top:28333;width:5486;height:5487;visibility:visible;mso-wrap-style:square;v-text-anchor:middle" o:gfxdata="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" fillcolor="white [3212]" strokecolor="#030e13 [484]" strokeweight="1pt">
+                  <v:stroke joinstyle="miter"/>
+                </v:oval>
+                <v:oval id="Oval 1000654348" o:spid="_x0000_s1035" style="position:absolute;left:15730;top:28333;width:5487;height:5487;visibility:visible;mso-wrap-style:square;v-text-anchor:middle" o:gfxdata="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" fillcolor="white [3212]" strokecolor="#030e13 [484]" strokeweight="1pt">
+                  <v:stroke joinstyle="miter"/>
+                </v:oval>
+                <v:oval id="Oval 1453317240" o:spid="_x0000_s1036" style="position:absolute;left:23960;top:28333;width:5486;height:5487;visibility:visible;mso-wrap-style:square;v-text-anchor:middle" o:gfxdata="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" fillcolor="white [3212]" strokecolor="#030e13 [484]" strokeweight="1pt">
+                  <v:stroke joinstyle="miter"/>
+                </v:oval>
+                <v:oval id="Oval 1854390794" o:spid="_x0000_s1037" style="position:absolute;left:32189;top:28333;width:5487;height:5487;visibility:visible;mso-wrap-style:square;v-text-anchor:middle" o:gfxdata="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" fillcolor="white [3212]" strokecolor="#030e13 [484]" strokeweight="1pt">
+                  <v:stroke joinstyle="miter"/>
+                </v:oval>
+                <v:oval id="Oval 18685147" o:spid="_x0000_s1038" style="position:absolute;left:11615;top:21018;width:5487;height:5486;visibility:visible;mso-wrap-style:square;v-text-anchor:middle" o:gfxdata="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" fillcolor="white [3212]" strokecolor="#030e13 [484]" strokeweight="1pt">
+                  <v:stroke joinstyle="miter"/>
+                </v:oval>
+                <v:oval id="Oval 1733909526" o:spid="_x0000_s1039" style="position:absolute;left:19845;top:21018;width:5486;height:5486;visibility:visible;mso-wrap-style:square;v-text-anchor:middle" o:gfxdata="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" fillcolor="white [3212]" strokecolor="#030e13 [484]" strokeweight="1pt">
+                  <v:stroke joinstyle="miter"/>
+                </v:oval>
+                <v:oval id="Oval 906732318" o:spid="_x0000_s1040" style="position:absolute;left:28075;top:21018;width:5486;height:5486;visibility:visible;mso-wrap-style:square;v-text-anchor:middle" o:gfxdata="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" fillcolor="white [3212]" strokecolor="#030e13 [484]" strokeweight="1pt">
+                  <v:stroke joinstyle="miter"/>
+                </v:oval>
+                <v:oval id="Oval 808053888" o:spid="_x0000_s1041" style="position:absolute;left:15758;top:13635;width:5487;height:5486;visibility:visible;mso-wrap-style:square;v-text-anchor:middle" o:gfxdata="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" fillcolor="white [3212]" strokecolor="#030e13 [484]" strokeweight="1pt">
+                  <v:stroke joinstyle="miter"/>
+                </v:oval>
+                <v:oval id="Oval 906045062" o:spid="_x0000_s1042" style="position:absolute;left:23988;top:13635;width:5486;height:5486;visibility:visible;mso-wrap-style:square;v-text-anchor:middle" o:gfxdata="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" fillcolor="white [3212]" strokecolor="#030e13 [484]" strokeweight="1pt">
+                  <v:stroke joinstyle="miter"/>
+                </v:oval>
+                <v:oval id="Oval 1960137945" o:spid="_x0000_s1043" style="position:absolute;left:19886;top:6332;width:5487;height:5486;visibility:visible;mso-wrap-style:square;v-text-anchor:middle" o:gfxdata="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" fillcolor="white [3212]" strokecolor="#030e13 [484]" strokeweight="1pt">
+                  <v:stroke joinstyle="miter"/>
+                </v:oval>
+                <v:oval id="Oval 1772364717" o:spid="_x0000_s1044" style="position:absolute;left:36304;top:35648;width:5487;height:5487;visibility:visible;mso-wrap-style:square;v-text-anchor:middle" o:gfxdata="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" fillcolor="#156082 [3204]" strokecolor="#030e13 [484]" strokeweight="1pt">
+                  <v:fill opacity="59110f"/>
+                  <v:stroke joinstyle="miter"/>
+                </v:oval>
+                <v:shapetype id="_x0000_t202" coordsize="21600,21600" o:spt="202" path="m,l,21600r21600,l21600,xe">
+                  <v:stroke joinstyle="miter"/>
+                  <v:path gradientshapeok="t" o:connecttype="rect"/>
+                </v:shapetype>
+                <v:shape id="Text Box 1" o:spid="_x0000_s1045" type="#_x0000_t202" style="position:absolute;left:19406;top:6332;width:6292;height:4919;visibility:visible;mso-wrap-style:square;v-text-anchor:top" o:gfxdata="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" filled="f" stroked="f" strokeweight=".5pt">
+                  <v:textbox>
+                    <w:txbxContent>
+                      <w:p>
+                        <w:pPr>
+                          <w:spacing w:after="160" w:line="254" w:lineRule="auto"/>
+                          <w:rPr>
+                            <w:rFonts w:ascii="Aptos" w:eastAsia="Aptos" w:hAnsi="Aptos"/>
+                            <w:b/>
+                            <w:bCs/>
+                            <w:sz w:val="56"/>
+                            <w:szCs w:val="56"/>
+                            <w14:ligatures w14:val="none"/>
+                          </w:rPr>
+                        </w:pPr>
+                        <w:r>
+                          <w:rPr>
+                            <w:rFonts w:ascii="Aptos" w:eastAsia="Aptos" w:hAnsi="Aptos"/>
+                            <w:b/>
+                            <w:bCs/>
+                            <w:sz w:val="56"/>
+                            <w:szCs w:val="56"/>
+                          </w:rPr>
+                          <w:t>0</w:t>
+                        </w:r>
+                      </w:p>
+                    </w:txbxContent>
+                  </v:textbox>
+                </v:shape>
+                <v:shape id="Text Box 577833632" o:spid="_x0000_s1046" type="#_x0000_t202" style="position:absolute;left:35953;top:35648;width:6294;height:4578;visibility:visible;mso-wrap-style:square;v-text-anchor:top" o:gfxdata="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" filled="f" stroked="f" strokeweight=".5pt">
+                  <v:textbox>
+                    <w:txbxContent>
+                      <w:p>
+                        <w:pPr>
+                          <w:rPr>
+                            <w:b/>
+                            <w:bCs/>
+                            <w:sz w:val="56"/>
+                            <w:szCs w:val="56"/>
+                          </w:rPr>
+                        </w:pPr>
+                        <w:r>
+                          <w:rPr>
+                            <w:b/>
+                            <w:bCs/>
+                            <w:sz w:val="56"/>
+                            <w:szCs w:val="56"/>
+                          </w:rPr>
+                          <w:t>E</w:t>
+                        </w:r>
+                      </w:p>
+                    </w:txbxContent>
+                  </v:textbox>
+                </v:shape>
+                <v:shape id="Text Box 1" o:spid="_x0000_s1047" type="#_x0000_t202" style="position:absolute;left:27659;top:35648;width:6293;height:4578;visibility:visible;mso-wrap-style:square;v-text-anchor:top" o:gfxdata="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" filled="f" stroked="f" strokeweight=".5pt">
+                  <v:textbox>
+                    <w:txbxContent>
+                      <w:p>
+                        <w:pPr>
+                          <w:spacing w:after="160" w:line="256" w:lineRule="auto"/>
+                          <w:rPr>
+                            <w:rFonts w:ascii="Aptos" w:eastAsia="Aptos" w:hAnsi="Aptos"/>
+                            <w:b/>
+                            <w:bCs/>
+                            <w:sz w:val="56"/>
+                            <w:szCs w:val="56"/>
+                            <w14:ligatures w14:val="none"/>
+                          </w:rPr>
+                        </w:pPr>
+                        <w:r>
+                          <w:rPr>
+                            <w:rFonts w:ascii="Aptos" w:eastAsia="Aptos" w:hAnsi="Aptos"/>
+                            <w:b/>
+                            <w:bCs/>
+                            <w:sz w:val="56"/>
+                            <w:szCs w:val="56"/>
+                          </w:rPr>
+                          <w:t>D</w:t>
+                        </w:r>
+                      </w:p>
+                    </w:txbxContent>
+                  </v:textbox>
+                </v:shape>
+                <v:shape id="Text Box 1" o:spid="_x0000_s1048" type="#_x0000_t202" style="position:absolute;left:19406;top:35648;width:6292;height:4578;visibility:visible;mso-wrap-style:square;v-text-anchor:top" o:gfxdata="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" filled="f" stroked="f" strokeweight=".5pt">
+                  <v:textbox>
+                    <w:txbxContent>
+                      <w:p>
+                        <w:pPr>
+                          <w:spacing w:after="160" w:line="254" w:lineRule="auto"/>
+                          <w:rPr>
+                            <w:rFonts w:ascii="Aptos" w:eastAsia="Aptos" w:hAnsi="Aptos"/>
+                            <w:b/>
+                            <w:bCs/>
+                            <w:sz w:val="56"/>
+                            <w:szCs w:val="56"/>
+                            <w14:ligatures w14:val="none"/>
+                          </w:rPr>
+                        </w:pPr>
+                        <w:r>
+                          <w:rPr>
+                            <w:rFonts w:ascii="Aptos" w:eastAsia="Aptos" w:hAnsi="Aptos"/>
+                            <w:b/>
+                            <w:bCs/>
+                            <w:sz w:val="56"/>
+                            <w:szCs w:val="56"/>
+                          </w:rPr>
+                          <w:t>C</w:t>
+                        </w:r>
+                      </w:p>
+                    </w:txbxContent>
+                  </v:textbox>
+                </v:shape>
+                <v:shape id="Text Box 1" o:spid="_x0000_s1049" type="#_x0000_t202" style="position:absolute;left:11271;top:35648;width:6293;height:4578;visibility:visible;mso-wrap-style:square;v-text-anchor:top" o:gfxdata="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" filled="f" stroked="f" strokeweight=".5pt">
+                  <v:textbox>
+                    <w:txbxContent>
+                      <w:p>
+                        <w:pPr>
+                          <w:spacing w:after="160" w:line="254" w:lineRule="auto"/>
+                          <w:rPr>
+                            <w:rFonts w:ascii="Aptos" w:eastAsia="Aptos" w:hAnsi="Aptos"/>
+                            <w:b/>
+                            <w:bCs/>
+                            <w:sz w:val="56"/>
+                            <w:szCs w:val="56"/>
+                            <w14:ligatures w14:val="none"/>
+                          </w:rPr>
+                        </w:pPr>
+                        <w:r>
+                          <w:rPr>
+                            <w:rFonts w:ascii="Aptos" w:eastAsia="Aptos" w:hAnsi="Aptos"/>
+                            <w:b/>
+                            <w:bCs/>
+                            <w:sz w:val="56"/>
+                            <w:szCs w:val="56"/>
+                          </w:rPr>
+                          <w:t>B</w:t>
+                        </w:r>
+                      </w:p>
+                    </w:txbxContent>
+                  </v:textbox>
+                </v:shape>
+                <v:shape id="Text Box 1" o:spid="_x0000_s1050" type="#_x0000_t202" style="position:absolute;left:2899;top:35648;width:6293;height:4578;visibility:visible;mso-wrap-style:square;v-text-anchor:top" o:gfxdata="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" filled="f" stroked="f" strokeweight=".5pt">
+                  <v:textbox>
+                    <w:txbxContent>
+                      <w:p>
+                        <w:pPr>
+                          <w:spacing w:after="160" w:line="254" w:lineRule="auto"/>
+                          <w:rPr>
+                            <w:rFonts w:ascii="Aptos" w:eastAsia="Aptos" w:hAnsi="Aptos"/>
+                            <w:b/>
+                            <w:bCs/>
+                            <w:sz w:val="56"/>
+                            <w:szCs w:val="56"/>
+                            <w14:ligatures w14:val="none"/>
+                          </w:rPr>
+                        </w:pPr>
+                        <w:r>
+                          <w:rPr>
+                            <w:rFonts w:ascii="Aptos" w:eastAsia="Aptos" w:hAnsi="Aptos"/>
+                            <w:b/>
+                            <w:bCs/>
+                            <w:sz w:val="56"/>
+                            <w:szCs w:val="56"/>
+                          </w:rPr>
+                          <w:t>A</w:t>
+                        </w:r>
+                      </w:p>
+                    </w:txbxContent>
+                  </v:textbox>
+                </v:shape>
+                <v:shape id="Text Box 1" o:spid="_x0000_s1051" type="#_x0000_t202" style="position:absolute;left:7055;top:28333;width:6293;height:4412;visibility:visible;mso-wrap-style:square;v-text-anchor:top" o:gfxdata="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" filled="f" stroked="f" strokeweight=".5pt">
+                  <v:textbox>
+                    <w:txbxContent>
+                      <w:p>
+                        <w:pPr>
+                          <w:spacing w:after="160" w:line="254" w:lineRule="auto"/>
+                          <w:rPr>
+                            <w:rFonts w:ascii="Aptos" w:eastAsia="Aptos" w:hAnsi="Aptos"/>
+                            <w:b/>
+                            <w:bCs/>
+                            <w:sz w:val="56"/>
+                            <w:szCs w:val="56"/>
+                            <w14:ligatures w14:val="none"/>
+                          </w:rPr>
+                        </w:pPr>
+                        <w:r>
+                          <w:rPr>
+                            <w:rFonts w:ascii="Aptos" w:eastAsia="Aptos" w:hAnsi="Aptos"/>
+                            <w:b/>
+                            <w:bCs/>
+                            <w:sz w:val="56"/>
+                            <w:szCs w:val="56"/>
+                          </w:rPr>
+                          <w:t>6</w:t>
+                        </w:r>
+                      </w:p>
+                    </w:txbxContent>
+                  </v:textbox>
+                </v:shape>
+                <v:shape id="Text Box 1" o:spid="_x0000_s1052" type="#_x0000_t202" style="position:absolute;left:15309;top:28333;width:6292;height:4828;visibility:visible;mso-wrap-style:square;v-text-anchor:top" o:gfxdata="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" filled="f" stroked="f" strokeweight=".5pt">
+                  <v:textbox>
+                    <w:txbxContent>
+                      <w:p>
+                        <w:pPr>
+                          <w:spacing w:after="160" w:line="254" w:lineRule="auto"/>
+                          <w:rPr>
+                            <w:rFonts w:ascii="Aptos" w:eastAsia="Aptos" w:hAnsi="Aptos"/>
+                            <w:b/>
+                            <w:bCs/>
+                            <w:sz w:val="56"/>
+                            <w:szCs w:val="56"/>
+                            <w14:ligatures w14:val="none"/>
+                          </w:rPr>
+                        </w:pPr>
+                        <w:r>
+                          <w:rPr>
+                            <w:rFonts w:ascii="Aptos" w:eastAsia="Aptos" w:hAnsi="Aptos"/>
+                            <w:b/>
+                            <w:bCs/>
+                            <w:sz w:val="56"/>
+                            <w:szCs w:val="56"/>
+                          </w:rPr>
+                          <w:t>7</w:t>
+                        </w:r>
+                      </w:p>
+                    </w:txbxContent>
+                  </v:textbox>
+                </v:shape>
+                <v:shape id="Text Box 1" o:spid="_x0000_s1053" type="#_x0000_t202" style="position:absolute;left:23562;top:28333;width:6293;height:4828;visibility:visible;mso-wrap-style:square;v-text-anchor:top" o:gfxdata="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" filled="f" stroked="f" strokeweight=".5pt">
+                  <v:textbox>
+                    <w:txbxContent>
+                      <w:p>
+                        <w:pPr>
+                          <w:spacing w:after="160" w:line="254" w:lineRule="auto"/>
+                          <w:rPr>
+                            <w:rFonts w:ascii="Aptos" w:eastAsia="Aptos" w:hAnsi="Aptos"/>
+                            <w:b/>
+                            <w:bCs/>
+                            <w:sz w:val="56"/>
+                            <w:szCs w:val="56"/>
+                            <w14:ligatures w14:val="none"/>
+                          </w:rPr>
+                        </w:pPr>
+                        <w:r>
+                          <w:rPr>
+                            <w:rFonts w:ascii="Aptos" w:eastAsia="Aptos" w:hAnsi="Aptos"/>
+                            <w:b/>
+                            <w:bCs/>
+                            <w:sz w:val="56"/>
+                            <w:szCs w:val="56"/>
+                          </w:rPr>
+                          <w:t>8</w:t>
+                        </w:r>
+                      </w:p>
+                    </w:txbxContent>
+                  </v:textbox>
+                </v:shape>
+                <v:shape id="Text Box 1" o:spid="_x0000_s1054" type="#_x0000_t202" style="position:absolute;left:31815;top:28376;width:6293;height:4785;visibility:visible;mso-wrap-style:square;v-text-anchor:top" o:gfxdata="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" filled="f" stroked="f" strokeweight=".5pt">
+                  <v:textbox>
+                    <w:txbxContent>
+                      <w:p>
+                        <w:pPr>
+                          <w:spacing w:after="160" w:line="254" w:lineRule="auto"/>
+                          <w:rPr>
+                            <w:rFonts w:ascii="Aptos" w:eastAsia="Aptos" w:hAnsi="Aptos"/>
+                            <w:b/>
+                            <w:bCs/>
+                            <w:sz w:val="56"/>
+                            <w:szCs w:val="56"/>
+                            <w14:ligatures w14:val="none"/>
+                          </w:rPr>
+                        </w:pPr>
+                        <w:r>
+                          <w:rPr>
+                            <w:rFonts w:ascii="Aptos" w:eastAsia="Aptos" w:hAnsi="Aptos"/>
+                            <w:b/>
+                            <w:bCs/>
+                            <w:sz w:val="56"/>
+                            <w:szCs w:val="56"/>
+                          </w:rPr>
+                          <w:t>9</w:t>
+                        </w:r>
+                      </w:p>
+                    </w:txbxContent>
+                  </v:textbox>
+                </v:shape>
+                <v:shape id="Text Box 1" o:spid="_x0000_s1055" type="#_x0000_t202" style="position:absolute;left:11271;top:21018;width:6293;height:4602;visibility:visible;mso-wrap-style:square;v-text-anchor:top" o:gfxdata="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" filled="f" stroked="f" strokeweight=".5pt">
+                  <v:textbox>
+                    <w:txbxContent>
+                      <w:p>
+                        <w:pPr>
+                          <w:spacing w:after="160" w:line="254" w:lineRule="auto"/>
+                          <w:rPr>
+                            <w:rFonts w:ascii="Aptos" w:eastAsia="Aptos" w:hAnsi="Aptos"/>
+                            <w:b/>
+                            <w:bCs/>
+                            <w:sz w:val="56"/>
+                            <w:szCs w:val="56"/>
+                            <w14:ligatures w14:val="none"/>
+                          </w:rPr>
+                        </w:pPr>
+                        <w:r>
+                          <w:rPr>
+                            <w:rFonts w:ascii="Aptos" w:eastAsia="Aptos" w:hAnsi="Aptos"/>
+                            <w:b/>
+                            <w:bCs/>
+                            <w:sz w:val="56"/>
+                            <w:szCs w:val="56"/>
+                          </w:rPr>
+                          <w:t>3</w:t>
+                        </w:r>
+                      </w:p>
+                    </w:txbxContent>
+                  </v:textbox>
+                </v:shape>
+                <v:shape id="Text Box 1" o:spid="_x0000_s1056" type="#_x0000_t202" style="position:absolute;left:19406;top:21018;width:6292;height:4602;visibility:visible;mso-wrap-style:square;v-text-anchor:top" o:gfxdata="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" filled="f" stroked="f" strokeweight=".5pt">
+                  <v:textbox>
+                    <w:txbxContent>
+                      <w:p>
+                        <w:pPr>
+                          <w:spacing w:after="160" w:line="254" w:lineRule="auto"/>
+                          <w:rPr>
+                            <w:rFonts w:ascii="Aptos" w:eastAsia="Aptos" w:hAnsi="Aptos"/>
+                            <w:b/>
+                            <w:bCs/>
+                            <w:sz w:val="56"/>
+                            <w:szCs w:val="56"/>
+                            <w14:ligatures w14:val="none"/>
+                          </w:rPr>
+                        </w:pPr>
+                        <w:r>
+                          <w:rPr>
+                            <w:rFonts w:ascii="Aptos" w:eastAsia="Aptos" w:hAnsi="Aptos"/>
+                            <w:b/>
+                            <w:bCs/>
+                            <w:sz w:val="56"/>
+                            <w:szCs w:val="56"/>
+                          </w:rPr>
+                          <w:t>4</w:t>
+                        </w:r>
+                      </w:p>
+                    </w:txbxContent>
+                  </v:textbox>
+                </v:shape>
+                <v:shape id="Text Box 1" o:spid="_x0000_s1057" type="#_x0000_t202" style="position:absolute;left:27659;top:21001;width:6293;height:4619;visibility:visible;mso-wrap-style:square;v-text-anchor:top" o:gfxdata="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" filled="f" stroked="f" strokeweight=".5pt">
+                  <v:textbox>
+                    <w:txbxContent>
+                      <w:p>
+                        <w:pPr>
+                          <w:spacing w:after="160" w:line="254" w:lineRule="auto"/>
+                          <w:rPr>
+                            <w:rFonts w:ascii="Aptos" w:eastAsia="Aptos" w:hAnsi="Aptos"/>
+                            <w:b/>
+                            <w:bCs/>
+                            <w:sz w:val="56"/>
+                            <w:szCs w:val="56"/>
+                            <w14:ligatures w14:val="none"/>
+                          </w:rPr>
+                        </w:pPr>
+                        <w:r>
+                          <w:rPr>
+                            <w:rFonts w:ascii="Aptos" w:eastAsia="Aptos" w:hAnsi="Aptos"/>
+                            <w:b/>
+                            <w:bCs/>
+                            <w:sz w:val="56"/>
+                            <w:szCs w:val="56"/>
+                          </w:rPr>
+                          <w:t>5</w:t>
+                        </w:r>
+                      </w:p>
+                    </w:txbxContent>
+                  </v:textbox>
+                </v:shape>
+                <v:shape id="Text Box 1" o:spid="_x0000_s1058" type="#_x0000_t202" style="position:absolute;left:15309;top:13677;width:6292;height:4877;visibility:visible;mso-wrap-style:square;v-text-anchor:top" o:gfxdata="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" filled="f" stroked="f" strokeweight=".5pt">
+                  <v:textbox>
+                    <w:txbxContent>
+                      <w:p>
+                        <w:pPr>
+                          <w:spacing w:after="160" w:line="254" w:lineRule="auto"/>
+                          <w:rPr>
+                            <w:rFonts w:ascii="Aptos" w:eastAsia="Aptos" w:hAnsi="Aptos"/>
+                            <w:b/>
+                            <w:bCs/>
+                            <w:sz w:val="56"/>
+                            <w:szCs w:val="56"/>
+                            <w14:ligatures w14:val="none"/>
+                          </w:rPr>
+                        </w:pPr>
+                        <w:r>
+                          <w:rPr>
+                            <w:rFonts w:ascii="Aptos" w:eastAsia="Aptos" w:hAnsi="Aptos"/>
+                            <w:b/>
+                            <w:bCs/>
+                            <w:sz w:val="56"/>
+                            <w:szCs w:val="56"/>
+                          </w:rPr>
+                          <w:t>1</w:t>
+                        </w:r>
+                      </w:p>
+                    </w:txbxContent>
+                  </v:textbox>
+                </v:shape>
+                <v:shape id="Text Box 1" o:spid="_x0000_s1059" type="#_x0000_t202" style="position:absolute;left:23562;top:13635;width:6293;height:4503;visibility:visible;mso-wrap-style:square;v-text-anchor:top" o:gfxdata="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" filled="f" stroked="f" strokeweight=".5pt">
+                  <v:textbox>
+                    <w:txbxContent>
+                      <w:p>
+                        <w:pPr>
+                          <w:spacing w:after="160" w:line="254" w:lineRule="auto"/>
+                          <w:rPr>
+                            <w:rFonts w:ascii="Aptos" w:eastAsia="Aptos" w:hAnsi="Aptos"/>
+                            <w:b/>
+                            <w:bCs/>
+                            <w:sz w:val="56"/>
+                            <w:szCs w:val="56"/>
+                            <w14:ligatures w14:val="none"/>
+                          </w:rPr>
+                        </w:pPr>
+                        <w:r>
+                          <w:rPr>
+                            <w:rFonts w:ascii="Aptos" w:eastAsia="Aptos" w:hAnsi="Aptos"/>
+                            <w:b/>
+                            <w:bCs/>
+                            <w:sz w:val="56"/>
+                            <w:szCs w:val="56"/>
+                          </w:rPr>
+                          <w:t>2</w:t>
+                        </w:r>
+                      </w:p>
+                    </w:txbxContent>
+                  </v:textbox>
+                </v:shape>
+                <v:oval id="Oval 689869114" o:spid="_x0000_s1060" style="position:absolute;left:19845;top:35648;width:5486;height:5487;visibility:visible;mso-wrap-style:square;v-text-anchor:middle" o:gfxdata="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" fillcolor="#156082 [3204]" strokecolor="#030e13 [484]" strokeweight="1pt">
+                  <v:fill opacity="59110f"/>
+                  <v:stroke joinstyle="miter"/>
+                </v:oval>
+                <v:oval id="Oval 1910270995" o:spid="_x0000_s1061" style="position:absolute;left:3386;top:35648;width:5486;height:5487;visibility:visible;mso-wrap-style:square;v-text-anchor:middle" o:gfxdata="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" fillcolor="#156082 [3204]" strokecolor="#030e13 [484]" strokeweight="1pt">
+                  <v:fill opacity="59110f"/>
+                  <v:stroke joinstyle="miter"/>
+                </v:oval>
+                <v:oval id="Oval 247368205" o:spid="_x0000_s1062" style="position:absolute;left:7501;top:28376;width:5486;height:5486;visibility:visible;mso-wrap-style:square;v-text-anchor:middle" o:gfxdata="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" fillcolor="#156082 [3204]" strokecolor="#030e13 [484]" strokeweight="1pt">
+                  <v:fill opacity="59110f"/>
+                  <v:stroke joinstyle="miter"/>
+                </v:oval>
+                <v:oval id="Oval 34413355" o:spid="_x0000_s1063" style="position:absolute;left:32189;top:28376;width:5487;height:5486;visibility:visible;mso-wrap-style:square;v-text-anchor:middle" o:gfxdata="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" fillcolor="#156082 [3204]" strokecolor="#030e13 [484]" strokeweight="1pt">
+                  <v:fill opacity="59110f"/>
+                  <v:stroke joinstyle="miter"/>
+                </v:oval>
+                <v:oval id="Oval 529205110" o:spid="_x0000_s1064" style="position:absolute;left:28156;top:21001;width:5486;height:5486;visibility:visible;mso-wrap-style:square;v-text-anchor:middle" o:gfxdata="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" fillcolor="#156082 [3204]" strokecolor="#030e13 [484]" strokeweight="1pt">
+                  <v:fill opacity="59110f"/>
+                  <v:stroke joinstyle="miter"/>
+                </v:oval>
+                <v:oval id="Oval 793356039" o:spid="_x0000_s1065" style="position:absolute;left:28075;top:35648;width:5486;height:5487;visibility:visible;mso-wrap-style:square;v-text-anchor:middle" o:gfxdata="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" fillcolor="#156082 [3204]" strokecolor="#030e13 [484]" strokeweight="1pt">
+                  <v:fill opacity="59110f"/>
+                  <v:stroke joinstyle="miter"/>
+                </v:oval>
+                <v:oval id="Oval 772750182" o:spid="_x0000_s1066" style="position:absolute;left:15730;top:28333;width:5487;height:5487;visibility:visible;mso-wrap-style:square;v-text-anchor:middle" o:gfxdata="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" fillcolor="#156082 [3204]" strokecolor="#030e13 [484]" strokeweight="1pt">
+                  <v:fill opacity="59110f"/>
+                  <v:stroke joinstyle="miter"/>
+                </v:oval>
+                <v:oval id="Oval 158215182" o:spid="_x0000_s1067" style="position:absolute;left:23988;top:28376;width:5486;height:5486;visibility:visible;mso-wrap-style:square;v-text-anchor:middle" o:gfxdata="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" fillcolor="#156082 [3204]" strokecolor="#030e13 [484]" strokeweight="1pt">
+                  <v:fill opacity="59110f"/>
+                  <v:stroke joinstyle="miter"/>
+                </v:oval>
+                <v:oval id="Oval 247650434" o:spid="_x0000_s1068" style="position:absolute;left:15758;top:13635;width:5487;height:5486;visibility:visible;mso-wrap-style:square;v-text-anchor:middle" o:gfxdata="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" fillcolor="#156082 [3204]" strokecolor="#030e13 [484]" strokeweight="1pt">
+                  <v:fill opacity="59110f"/>
+                  <v:stroke joinstyle="miter"/>
+                </v:oval>
+                <v:oval id="Oval 1393843251" o:spid="_x0000_s1069" style="position:absolute;left:23919;top:13635;width:5487;height:5486;visibility:visible;mso-wrap-style:square;v-text-anchor:middle" o:gfxdata="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" fillcolor="#156082 [3204]" strokecolor="#030e13 [484]" strokeweight="1pt">
+                  <v:fill opacity="59110f"/>
+                  <v:stroke joinstyle="miter"/>
+                </v:oval>
+                <v:oval id="Oval 1675720494" o:spid="_x0000_s1070" style="position:absolute;left:19886;top:21001;width:5487;height:5486;visibility:visible;mso-wrap-style:square;v-text-anchor:middle" o:gfxdata="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" fillcolor="#156082 [3204]" strokecolor="#030e13 [484]" strokeweight="1pt">
+                  <v:fill opacity="59110f"/>
+                  <v:stroke joinstyle="miter"/>
+                </v:oval>
+                <v:oval id="Oval 1559126540" o:spid="_x0000_s1071" style="position:absolute;left:11635;top:35648;width:5486;height:5487;visibility:visible;mso-wrap-style:square;v-text-anchor:middle" o:gfxdata="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" fillcolor="#156082 [3204]" strokecolor="#030e13 [484]" strokeweight="1pt">
+                  <v:fill opacity="59110f"/>
+                  <v:stroke joinstyle="miter"/>
+                </v:oval>
+                <v:oval id="Oval 1075845892" o:spid="_x0000_s1072" style="position:absolute;left:11615;top:21018;width:5487;height:5486;visibility:visible;mso-wrap-style:square;v-text-anchor:middle" o:gfxdata="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" fillcolor="#156082 [3204]" strokecolor="#030e13 [484]" strokeweight="1pt">
+                  <v:fill opacity="59110f"/>
+                  <v:stroke joinstyle="miter"/>
+                </v:oval>
+                <v:line id="Straight Connector 489821041" o:spid="_x0000_s1073" style="position:absolute;visibility:visible;mso-wrap-style:square" from="41791,18861" to="49834,34399" o:connectortype="straight" o:gfxdata="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" strokecolor="#e00" strokeweight="4pt">
+                  <v:stroke joinstyle="miter"/>
+                </v:line>
+                <v:line id="Straight Connector 1478499271" o:spid="_x0000_s1074" style="position:absolute;flip:x;visibility:visible;mso-wrap-style:square" from="43712,15000" to="51965,30003" o:connectortype="straight" o:gfxdata="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" strokecolor="#00b050" strokeweight="4pt">
+                  <v:stroke joinstyle="miter"/>
+                </v:line>
+                <v:line id="Straight Connector 1077438942" o:spid="_x0000_s1075" style="position:absolute;visibility:visible;mso-wrap-style:square" from="35481,15000" to="50416,15000" o:connectortype="straight" o:gfxdata="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" strokecolor="#00b050" strokeweight="4pt">
+                  <v:stroke endarrow="block" joinstyle="miter"/>
+                </v:line>
+                <w10:anchorlock/>
+              </v:group>
+            </w:pict>
+          </mc:Fallback>
+        </mc:AlternateContent>
+      </w:r>
+    </w:p>
     <w:sectPr>
       <w:pgSz w:w="12240" w:h="15840"/>
       <w:pgMar w:top="1440" w:right="1440" w:bottom="1440" w:left="1440" w:header="720" w:footer="720" w:gutter="0"/>
@@ -2506,7 +5219,7 @@
 </file>
 
 <file path=word/styles.xml><?xml version="1.0" encoding="utf-8"?>
-<w:styles xmlns:mc="http://schemas.openxmlformats.org/markup-compatibility/2006" xmlns:r="http://schemas.openxmlformats.org/officeDocument/2006/relationships" xmlns:w="http://schemas.openxmlformats.org/wordprocessingml/2006/main" xmlns:w14="http://schemas.microsoft.com/office/word/2010/wordml" xmlns:w15="http://schemas.microsoft.com/office/word/2012/wordml" xmlns:w16cex="http://schemas.microsoft.com/office/word/2018/wordml/cex" xmlns:w16cid="http://schemas.microsoft.com/office/word/2016/wordml/cid" xmlns:w16="http://schemas.microsoft.com/office/word/2018/wordml" xmlns:w16du="http://schemas.microsoft.com/office/word/2023/wordml/word16du" xmlns:w16sdtdh="http://schemas.microsoft.com/office/word/2020/wordml/sdtdatahash" xmlns:w16se="http://schemas.microsoft.com/office/word/2015/wordml/symex" mc:Ignorable="w14 w15 w16se w16cid w16 w16cex w16sdtdh w16du">
+<w:styles xmlns:mc="http://schemas.openxmlformats.org/markup-compatibility/2006" xmlns:r="http://schemas.openxmlformats.org/officeDocument/2006/relationships" xmlns:w="http://schemas.openxmlformats.org/wordprocessingml/2006/main" xmlns:w14="http://schemas.microsoft.com/office/word/2010/wordml" xmlns:w15="http://schemas.microsoft.com/office/word/2012/wordml" xmlns:w16cex="http://schemas.microsoft.com/office/word/2018/wordml/cex" xmlns:w16cid="http://schemas.microsoft.com/office/word/2016/wordml/cid" xmlns:w16="http://schemas.microsoft.com/office/word/2018/wordml" xmlns:w16du="http://schemas.microsoft.com/office/word/2023/wordml/word16du" xmlns:w16sdtdh="http://schemas.microsoft.com/office/word/2020/wordml/sdtdatahash" xmlns:w16sdtfl="http://schemas.microsoft.com/office/word/2024/wordml/sdtformatlock" xmlns:w16se="http://schemas.microsoft.com/office/word/2015/wordml/symex" mc:Ignorable="w14 w15 w16se w16cid w16 w16cex w16sdtdh w16sdtfl w16du">
   <w:docDefaults>
     <w:rPrDefault>
       <w:rPr>
@@ -2520,8 +5233,7 @@
     </w:rPrDefault>
     <w:pPrDefault>
       <w:pPr>
-        <w:spacing w:after="160" w:line="259" w:lineRule="auto"/>
-        <w:ind w:firstLine="720"/>
+        <w:jc w:val="center"/>
       </w:pPr>
     </w:pPrDefault>
   </w:docDefaults>
@@ -3031,7 +5743,7 @@
     <w:pPr>
       <w:keepNext/>
       <w:keepLines/>
-      <w:spacing w:before="40" w:after="0"/>
+      <w:spacing w:before="40"/>
       <w:outlineLvl w:val="5"/>
     </w:pPr>
     <w:rPr>
@@ -3054,7 +5766,7 @@
     <w:pPr>
       <w:keepNext/>
       <w:keepLines/>
-      <w:spacing w:before="40" w:after="0"/>
+      <w:spacing w:before="40"/>
       <w:outlineLvl w:val="6"/>
     </w:pPr>
     <w:rPr>
@@ -3075,7 +5787,6 @@
     <w:pPr>
       <w:keepNext/>
       <w:keepLines/>
-      <w:spacing w:after="0"/>
       <w:outlineLvl w:val="7"/>
     </w:pPr>
     <w:rPr>
@@ -3098,7 +5809,6 @@
     <w:pPr>
       <w:keepNext/>
       <w:keepLines/>
-      <w:spacing w:after="0"/>
       <w:outlineLvl w:val="8"/>
     </w:pPr>
     <w:rPr>
@@ -3261,7 +5971,7 @@
     <w:qFormat/>
     <w:rsid w:val="006F25F4"/>
     <w:pPr>
-      <w:spacing w:after="80" w:line="240" w:lineRule="auto"/>
+      <w:spacing w:after="80"/>
       <w:contextualSpacing/>
     </w:pPr>
     <w:rPr>
@@ -3332,7 +6042,6 @@
     <w:rsid w:val="006F25F4"/>
     <w:pPr>
       <w:spacing w:before="160"/>
-      <w:jc w:val="center"/>
     </w:pPr>
     <w:rPr>
       <w:i/>
@@ -3390,7 +6099,6 @@
       </w:pBdr>
       <w:spacing w:before="360" w:after="360"/>
       <w:ind w:left="864" w:right="864"/>
-      <w:jc w:val="center"/>
     </w:pPr>
     <w:rPr>
       <w:i/>
